--- a/Ansible to Orchestrator Transition/InProgress/Get Datastores Greater than 75 Percent Used/Documentation/Change-Register.docx
+++ b/Ansible to Orchestrator Transition/InProgress/Get Datastores Greater than 75 Percent Used/Documentation/Change-Register.docx
@@ -10,7 +10,7 @@
           <w:sz w:val="22"/>
           <w:szCs w:val="24"/>
         </w:rPr>
-        <w:id w:val="-1564861990"/>
+        <w:id w:val="-1324198049"/>
         <w:docPartObj>
           <w:docPartGallery w:val="Table of Contents"/>
           <w:docPartUnique/>
@@ -51,7 +51,7 @@
           <w:r>
             <w:fldChar w:fldCharType="separate"/>
           </w:r>
-          <w:hyperlink w:anchor="_Toc237256790" w:history="1">
+          <w:hyperlink w:anchor="_Toc237519983" w:history="1">
             <w:r>
               <w:rPr>
                 <w:rStyle w:val="Hyperlink"/>
@@ -78,7 +78,7 @@
                 <w:noProof/>
                 <w:webHidden/>
               </w:rPr>
-              <w:instrText xml:space="preserve"> PAGEREF _Toc237256790 \h </w:instrText>
+              <w:instrText xml:space="preserve"> PAGEREF _Toc237519983 \h </w:instrText>
             </w:r>
             <w:r>
               <w:rPr>
@@ -125,7 +125,7 @@
               <w14:ligatures w14:val="standardContextual"/>
             </w:rPr>
           </w:pPr>
-          <w:hyperlink w:anchor="_Toc237256791" w:history="1">
+          <w:hyperlink w:anchor="_Toc237519984" w:history="1">
             <w:r>
               <w:rPr>
                 <w:rStyle w:val="Hyperlink"/>
@@ -152,7 +152,7 @@
                 <w:noProof/>
                 <w:webHidden/>
               </w:rPr>
-              <w:instrText xml:space="preserve"> PAGEREF _Toc237256791 \h </w:instrText>
+              <w:instrText xml:space="preserve"> PAGEREF _Toc237519984 \h </w:instrText>
             </w:r>
             <w:r>
               <w:rPr>
@@ -199,13 +199,13 @@
               <w14:ligatures w14:val="standardContextual"/>
             </w:rPr>
           </w:pPr>
-          <w:hyperlink w:anchor="_Toc237256792" w:history="1">
+          <w:hyperlink w:anchor="_Toc237519985" w:history="1">
             <w:r>
               <w:rPr>
                 <w:rStyle w:val="Hyperlink"/>
                 <w:noProof/>
               </w:rPr>
-              <w:t>1A. Six pre-existing defects — all of them silent</w:t>
+              <w:t>1A. Pre-existing defects — and which generation still carries them</w:t>
             </w:r>
             <w:r>
               <w:rPr>
@@ -226,7 +226,7 @@
                 <w:noProof/>
                 <w:webHidden/>
               </w:rPr>
-              <w:instrText xml:space="preserve"> PAGEREF _Toc237256792 \h </w:instrText>
+              <w:instrText xml:space="preserve"> PAGEREF _Toc237519985 \h </w:instrText>
             </w:r>
             <w:r>
               <w:rPr>
@@ -246,7 +246,7 @@
                 <w:noProof/>
                 <w:webHidden/>
               </w:rPr>
-              <w:t>2</w:t>
+              <w:t>3</w:t>
             </w:r>
             <w:r>
               <w:rPr>
@@ -273,13 +273,13 @@
               <w14:ligatures w14:val="standardContextual"/>
             </w:rPr>
           </w:pPr>
-          <w:hyperlink w:anchor="_Toc237256793" w:history="1">
+          <w:hyperlink w:anchor="_Toc237519986" w:history="1">
             <w:r>
               <w:rPr>
                 <w:rStyle w:val="Hyperlink"/>
                 <w:noProof/>
               </w:rPr>
-              <w:t>1B. Two configuration observations for the customer</w:t>
+              <w:t>1D. Generation matrix — what is already fixed</w:t>
             </w:r>
             <w:r>
               <w:rPr>
@@ -300,7 +300,7 @@
                 <w:noProof/>
                 <w:webHidden/>
               </w:rPr>
-              <w:instrText xml:space="preserve"> PAGEREF _Toc237256793 \h </w:instrText>
+              <w:instrText xml:space="preserve"> PAGEREF _Toc237519986 \h </w:instrText>
             </w:r>
             <w:r>
               <w:rPr>
@@ -320,7 +320,7 @@
                 <w:noProof/>
                 <w:webHidden/>
               </w:rPr>
-              <w:t>3</w:t>
+              <w:t>4</w:t>
             </w:r>
             <w:r>
               <w:rPr>
@@ -347,12 +347,86 @@
               <w14:ligatures w14:val="standardContextual"/>
             </w:rPr>
           </w:pPr>
-          <w:hyperlink w:anchor="_Toc237256794" w:history="1">
+          <w:hyperlink w:anchor="_Toc237519987" w:history="1">
             <w:r>
               <w:rPr>
                 <w:rStyle w:val="Hyperlink"/>
                 <w:noProof/>
               </w:rPr>
+              <w:t>1B. Two configuration observations for the customer</w:t>
+            </w:r>
+            <w:r>
+              <w:rPr>
+                <w:noProof/>
+                <w:webHidden/>
+              </w:rPr>
+              <w:tab/>
+            </w:r>
+            <w:r>
+              <w:rPr>
+                <w:noProof/>
+                <w:webHidden/>
+              </w:rPr>
+              <w:fldChar w:fldCharType="begin"/>
+            </w:r>
+            <w:r>
+              <w:rPr>
+                <w:noProof/>
+                <w:webHidden/>
+              </w:rPr>
+              <w:instrText xml:space="preserve"> PAGEREF _Toc237519987 \h </w:instrText>
+            </w:r>
+            <w:r>
+              <w:rPr>
+                <w:noProof/>
+                <w:webHidden/>
+              </w:rPr>
+            </w:r>
+            <w:r>
+              <w:rPr>
+                <w:noProof/>
+                <w:webHidden/>
+              </w:rPr>
+              <w:fldChar w:fldCharType="separate"/>
+            </w:r>
+            <w:r>
+              <w:rPr>
+                <w:noProof/>
+                <w:webHidden/>
+              </w:rPr>
+              <w:t>5</w:t>
+            </w:r>
+            <w:r>
+              <w:rPr>
+                <w:noProof/>
+                <w:webHidden/>
+              </w:rPr>
+              <w:fldChar w:fldCharType="end"/>
+            </w:r>
+          </w:hyperlink>
+        </w:p>
+        <w:p>
+          <w:pPr>
+            <w:pStyle w:val="TOC3"/>
+            <w:tabs>
+              <w:tab w:val="right" w:leader="dot" w:pos="9350"/>
+            </w:tabs>
+            <w:rPr>
+              <w:rFonts w:asciiTheme="minorHAnsi" w:eastAsiaTheme="minorEastAsia" w:hAnsiTheme="minorHAnsi" w:cstheme="minorBidi"/>
+              <w:noProof/>
+              <w:color w:val="auto"/>
+              <w:kern w:val="2"/>
+              <w:sz w:val="24"/>
+              <w:lang w:eastAsia="en-US"/>
+              <w14:ligatures w14:val="standardContextual"/>
+            </w:rPr>
+          </w:pPr>
+          <w:hyperlink w:anchor="_Toc237519988" w:history="1">
+            <w:r>
+              <w:rPr>
+                <w:rStyle w:val="Hyperlink"/>
+                <w:noProof/>
+              </w:rPr>
               <w:t>1C. No shared PowerShell host, no shared script</w:t>
             </w:r>
             <w:r>
@@ -374,7 +448,7 @@
                 <w:noProof/>
                 <w:webHidden/>
               </w:rPr>
-              <w:instrText xml:space="preserve"> PAGEREF _Toc237256794 \h </w:instrText>
+              <w:instrText xml:space="preserve"> PAGEREF _Toc237519988 \h </w:instrText>
             </w:r>
             <w:r>
               <w:rPr>
@@ -394,7 +468,7 @@
                 <w:noProof/>
                 <w:webHidden/>
               </w:rPr>
-              <w:t>4</w:t>
+              <w:t>5</w:t>
             </w:r>
             <w:r>
               <w:rPr>
@@ -421,7 +495,7 @@
               <w14:ligatures w14:val="standardContextual"/>
             </w:rPr>
           </w:pPr>
-          <w:hyperlink w:anchor="_Toc237256795" w:history="1">
+          <w:hyperlink w:anchor="_Toc237519989" w:history="1">
             <w:r>
               <w:rPr>
                 <w:rStyle w:val="Hyperlink"/>
@@ -448,7 +522,7 @@
                 <w:noProof/>
                 <w:webHidden/>
               </w:rPr>
-              <w:instrText xml:space="preserve"> PAGEREF _Toc237256795 \h </w:instrText>
+              <w:instrText xml:space="preserve"> PAGEREF _Toc237519989 \h </w:instrText>
             </w:r>
             <w:r>
               <w:rPr>
@@ -468,7 +542,7 @@
                 <w:noProof/>
                 <w:webHidden/>
               </w:rPr>
-              <w:t>4</w:t>
+              <w:t>6</w:t>
             </w:r>
             <w:r>
               <w:rPr>
@@ -495,7 +569,7 @@
               <w14:ligatures w14:val="standardContextual"/>
             </w:rPr>
           </w:pPr>
-          <w:hyperlink w:anchor="_Toc237256796" w:history="1">
+          <w:hyperlink w:anchor="_Toc237519990" w:history="1">
             <w:r>
               <w:rPr>
                 <w:rStyle w:val="Hyperlink"/>
@@ -522,7 +596,7 @@
                 <w:noProof/>
                 <w:webHidden/>
               </w:rPr>
-              <w:instrText xml:space="preserve"> PAGEREF _Toc237256796 \h </w:instrText>
+              <w:instrText xml:space="preserve"> PAGEREF _Toc237519990 \h </w:instrText>
             </w:r>
             <w:r>
               <w:rPr>
@@ -542,7 +616,7 @@
                 <w:noProof/>
                 <w:webHidden/>
               </w:rPr>
-              <w:t>5</w:t>
+              <w:t>6</w:t>
             </w:r>
             <w:r>
               <w:rPr>
@@ -569,7 +643,7 @@
               <w14:ligatures w14:val="standardContextual"/>
             </w:rPr>
           </w:pPr>
-          <w:hyperlink w:anchor="_Toc237256797" w:history="1">
+          <w:hyperlink w:anchor="_Toc237519991" w:history="1">
             <w:r>
               <w:rPr>
                 <w:rStyle w:val="Hyperlink"/>
@@ -612,7 +686,7 @@
                 <w:noProof/>
                 <w:webHidden/>
               </w:rPr>
-              <w:instrText xml:space="preserve"> PAGEREF _Toc237256797 \h </w:instrText>
+              <w:instrText xml:space="preserve"> PAGEREF _Toc237519991 \h </w:instrText>
             </w:r>
             <w:r>
               <w:rPr>
@@ -632,7 +706,7 @@
                 <w:noProof/>
                 <w:webHidden/>
               </w:rPr>
-              <w:t>7</w:t>
+              <w:t>9</w:t>
             </w:r>
             <w:r>
               <w:rPr>
@@ -659,7 +733,7 @@
               <w14:ligatures w14:val="standardContextual"/>
             </w:rPr>
           </w:pPr>
-          <w:hyperlink w:anchor="_Toc237256798" w:history="1">
+          <w:hyperlink w:anchor="_Toc237519992" w:history="1">
             <w:r>
               <w:rPr>
                 <w:rStyle w:val="Hyperlink"/>
@@ -686,7 +760,7 @@
                 <w:noProof/>
                 <w:webHidden/>
               </w:rPr>
-              <w:instrText xml:space="preserve"> PAGEREF _Toc237256798 \h </w:instrText>
+              <w:instrText xml:space="preserve"> PAGEREF _Toc237519992 \h </w:instrText>
             </w:r>
             <w:r>
               <w:rPr>
@@ -706,7 +780,7 @@
                 <w:noProof/>
                 <w:webHidden/>
               </w:rPr>
-              <w:t>7</w:t>
+              <w:t>9</w:t>
             </w:r>
             <w:r>
               <w:rPr>
@@ -733,7 +807,7 @@
               <w14:ligatures w14:val="standardContextual"/>
             </w:rPr>
           </w:pPr>
-          <w:hyperlink w:anchor="_Toc237256799" w:history="1">
+          <w:hyperlink w:anchor="_Toc237519993" w:history="1">
             <w:r>
               <w:rPr>
                 <w:rStyle w:val="Hyperlink"/>
@@ -760,7 +834,7 @@
                 <w:noProof/>
                 <w:webHidden/>
               </w:rPr>
-              <w:instrText xml:space="preserve"> PAGEREF _Toc237256799 \h </w:instrText>
+              <w:instrText xml:space="preserve"> PAGEREF _Toc237519993 \h </w:instrText>
             </w:r>
             <w:r>
               <w:rPr>
@@ -780,7 +854,7 @@
                 <w:noProof/>
                 <w:webHidden/>
               </w:rPr>
-              <w:t>8</w:t>
+              <w:t>10</w:t>
             </w:r>
             <w:r>
               <w:rPr>
@@ -807,7 +881,7 @@
               <w14:ligatures w14:val="standardContextual"/>
             </w:rPr>
           </w:pPr>
-          <w:hyperlink w:anchor="_Toc237256800" w:history="1">
+          <w:hyperlink w:anchor="_Toc237519994" w:history="1">
             <w:r>
               <w:rPr>
                 <w:rStyle w:val="Hyperlink"/>
@@ -834,7 +908,7 @@
                 <w:noProof/>
                 <w:webHidden/>
               </w:rPr>
-              <w:instrText xml:space="preserve"> PAGEREF _Toc237256800 \h </w:instrText>
+              <w:instrText xml:space="preserve"> PAGEREF _Toc237519994 \h </w:instrText>
             </w:r>
             <w:r>
               <w:rPr>
@@ -854,7 +928,7 @@
                 <w:noProof/>
                 <w:webHidden/>
               </w:rPr>
-              <w:t>8</w:t>
+              <w:t>11</w:t>
             </w:r>
             <w:r>
               <w:rPr>
@@ -877,7 +951,7 @@
         <w:pStyle w:val="Heading1"/>
       </w:pPr>
       <w:bookmarkStart w:id="0" w:name="X487052c337f6624cd7b21d1e5b6b6dfa6cfd604"/>
-      <w:bookmarkStart w:id="1" w:name="_Toc237256790"/>
+      <w:bookmarkStart w:id="1" w:name="_Toc237519983"/>
       <w:r>
         <w:t>Change Register — Datastore Capacity Reporting</w:t>
       </w:r>
@@ -1226,64 +1300,262 @@
           <w:b/>
           <w:bCs/>
         </w:rPr>
-        <w:t>Current-state baseline:</w:t>
-      </w:r>
-      <w:r>
-        <w:t xml:space="preserve"> </w:t>
-      </w:r>
-      <w:r>
-        <w:rPr>
-          <w:rStyle w:val="VerbatimChar"/>
-        </w:rPr>
-        <w:t>InProgress/Get Datastores Greater than 75 Percent Used/get_datastores_75_100_used.yml</w:t>
-      </w:r>
-      <w:r>
-        <w:t xml:space="preserve"> + </w:t>
-      </w:r>
-      <w:r>
-        <w:rPr>
-          <w:rStyle w:val="VerbatimChar"/>
-        </w:rPr>
-        <w:t>vars.txt</w:t>
-      </w:r>
-      <w:r>
-        <w:t xml:space="preserve"> </w:t>
+        <w:t>Current-state baseline — TWO GENERATIONS EXIST. See §1D before reading §1A.</w:t>
+      </w:r>
+    </w:p>
+    <w:tbl>
+      <w:tblPr>
+        <w:tblStyle w:val="Table"/>
+        <w:tblW w:w="0" w:type="auto"/>
+        <w:tblLook w:val="0020" w:firstRow="1" w:lastRow="0" w:firstColumn="0" w:lastColumn="0" w:noHBand="0" w:noVBand="0"/>
+      </w:tblPr>
+      <w:tblGrid>
+        <w:gridCol w:w="1126"/>
+        <w:gridCol w:w="3788"/>
+        <w:gridCol w:w="2660"/>
+        <w:gridCol w:w="2002"/>
+      </w:tblGrid>
+      <w:tr>
+        <w:trPr>
+          <w:cnfStyle w:val="100000000000" w:firstRow="1" w:lastRow="0" w:firstColumn="0" w:lastColumn="0" w:oddVBand="0" w:evenVBand="0" w:oddHBand="0" w:evenHBand="0" w:firstRowFirstColumn="0" w:firstRowLastColumn="0" w:lastRowFirstColumn="0" w:lastRowLastColumn="0"/>
+          <w:tblHeader/>
+        </w:trPr>
+        <w:tc>
+          <w:tcPr>
+            <w:tcW w:w="0" w:type="auto"/>
+          </w:tcPr>
+          <w:p>
+            <w:pPr>
+              <w:pStyle w:val="Compact"/>
+            </w:pPr>
+            <w:r>
+              <w:t>Generation</w:t>
+            </w:r>
+          </w:p>
+        </w:tc>
+        <w:tc>
+          <w:tcPr>
+            <w:tcW w:w="0" w:type="auto"/>
+          </w:tcPr>
+          <w:p>
+            <w:pPr>
+              <w:pStyle w:val="Compact"/>
+            </w:pPr>
+            <w:r>
+              <w:t>Playbook</w:t>
+            </w:r>
+          </w:p>
+        </w:tc>
+        <w:tc>
+          <w:tcPr>
+            <w:tcW w:w="0" w:type="auto"/>
+          </w:tcPr>
+          <w:p>
+            <w:pPr>
+              <w:pStyle w:val="Compact"/>
+            </w:pPr>
+            <w:r>
+              <w:t>Script</w:t>
+            </w:r>
+          </w:p>
+        </w:tc>
+        <w:tc>
+          <w:tcPr>
+            <w:tcW w:w="0" w:type="auto"/>
+          </w:tcPr>
+          <w:p>
+            <w:pPr>
+              <w:pStyle w:val="Compact"/>
+            </w:pPr>
+            <w:r>
+              <w:t>Source</w:t>
+            </w:r>
+          </w:p>
+        </w:tc>
+      </w:tr>
+      <w:tr>
+        <w:tc>
+          <w:tcPr>
+            <w:tcW w:w="0" w:type="auto"/>
+          </w:tcPr>
+          <w:p>
+            <w:pPr>
+              <w:pStyle w:val="Compact"/>
+            </w:pPr>
+            <w:r>
+              <w:rPr>
+                <w:b/>
+                <w:bCs/>
+              </w:rPr>
+              <w:t>Gen 1</w:t>
+            </w:r>
+            <w:r>
+              <w:t xml:space="preserve"> (older)</w:t>
+            </w:r>
+          </w:p>
+        </w:tc>
+        <w:tc>
+          <w:tcPr>
+            <w:tcW w:w="0" w:type="auto"/>
+          </w:tcPr>
+          <w:p>
+            <w:pPr>
+              <w:pStyle w:val="Compact"/>
+            </w:pPr>
+            <w:r>
+              <w:rPr>
+                <w:rStyle w:val="VerbatimChar"/>
+              </w:rPr>
+              <w:t>get_datastores_75_100_used.yml</w:t>
+            </w:r>
+          </w:p>
+        </w:tc>
+        <w:tc>
+          <w:tcPr>
+            <w:tcW w:w="0" w:type="auto"/>
+          </w:tcPr>
+          <w:p>
+            <w:pPr>
+              <w:pStyle w:val="Compact"/>
+            </w:pPr>
+            <w:r>
+              <w:rPr>
+                <w:rStyle w:val="VerbatimChar"/>
+              </w:rPr>
+              <w:t>cvs_functions.ps1</w:t>
+            </w:r>
+            <w:r>
+              <w:t xml:space="preserve">, case </w:t>
+            </w:r>
+            <w:r>
+              <w:rPr>
+                <w:rStyle w:val="VerbatimChar"/>
+              </w:rPr>
+              <w:t>get_datastores_75_100_used</w:t>
+            </w:r>
+            <w:r>
+              <w:t xml:space="preserve"> (lines 3067–3142)</w:t>
+            </w:r>
+          </w:p>
+        </w:tc>
+        <w:tc>
+          <w:tcPr>
+            <w:tcW w:w="0" w:type="auto"/>
+          </w:tcPr>
+          <w:p>
+            <w:pPr>
+              <w:pStyle w:val="Compact"/>
+            </w:pPr>
+            <w:r>
+              <w:rPr>
+                <w:rStyle w:val="VerbatimChar"/>
+              </w:rPr>
+              <w:t>InProgress/Get Datastores Greater than 75 Percent Used/</w:t>
+            </w:r>
+          </w:p>
+        </w:tc>
+      </w:tr>
+      <w:tr>
+        <w:tc>
+          <w:tcPr>
+            <w:tcW w:w="0" w:type="auto"/>
+          </w:tcPr>
+          <w:p>
+            <w:pPr>
+              <w:pStyle w:val="Compact"/>
+            </w:pPr>
+            <w:r>
+              <w:rPr>
+                <w:b/>
+                <w:bCs/>
+              </w:rPr>
+              <w:t>Gen 2</w:t>
+            </w:r>
+            <w:r>
+              <w:t xml:space="preserve"> (newer)</w:t>
+            </w:r>
+          </w:p>
+        </w:tc>
+        <w:tc>
+          <w:tcPr>
+            <w:tcW w:w="0" w:type="auto"/>
+          </w:tcPr>
+          <w:p>
+            <w:pPr>
+              <w:pStyle w:val="Compact"/>
+            </w:pPr>
+            <w:r>
+              <w:rPr>
+                <w:rStyle w:val="VerbatimChar"/>
+              </w:rPr>
+              <w:t>get_datastores_75_100_used_(Works).yml</w:t>
+            </w:r>
+          </w:p>
+        </w:tc>
+        <w:tc>
+          <w:tcPr>
+            <w:tcW w:w="0" w:type="auto"/>
+          </w:tcPr>
+          <w:p>
+            <w:pPr>
+              <w:pStyle w:val="Compact"/>
+            </w:pPr>
+            <w:r>
+              <w:rPr>
+                <w:rStyle w:val="VerbatimChar"/>
+              </w:rPr>
+              <w:t>cvs_50_100.ps1</w:t>
+            </w:r>
+            <w:r>
+              <w:t xml:space="preserve"> — standalone, does not source </w:t>
+            </w:r>
+            <w:r>
+              <w:rPr>
+                <w:rStyle w:val="VerbatimChar"/>
+              </w:rPr>
+              <w:t>cvs_functions.ps1</w:t>
+            </w:r>
+          </w:p>
+        </w:tc>
+        <w:tc>
+          <w:tcPr>
+            <w:tcW w:w="0" w:type="auto"/>
+          </w:tcPr>
+          <w:p>
+            <w:pPr>
+              <w:pStyle w:val="Compact"/>
+            </w:pPr>
+            <w:r>
+              <w:rPr>
+                <w:rStyle w:val="VerbatimChar"/>
+              </w:rPr>
+              <w:t>GitLab-Repos-Sanitized/psscript/</w:t>
+            </w:r>
+          </w:p>
+        </w:tc>
+      </w:tr>
+    </w:tbl>
+    <w:p>
+      <w:pPr>
+        <w:pStyle w:val="BlockText"/>
+      </w:pPr>
+      <w:r>
+        <w:t xml:space="preserve">Gen 2 is confirmed newer. </w:t>
       </w:r>
       <w:r>
         <w:rPr>
           <w:b/>
           <w:bCs/>
         </w:rPr>
-        <w:t>Reference copy of the retiring logic:</w:t>
-      </w:r>
-      <w:r>
-        <w:t xml:space="preserve"> </w:t>
-      </w:r>
-      <w:r>
-        <w:rPr>
-          <w:rStyle w:val="VerbatimChar"/>
-        </w:rPr>
-        <w:t>InProgress/psscript/files/cvs_functions.ps1</w:t>
-      </w:r>
-      <w:r>
-        <w:t xml:space="preserve">, case </w:t>
-      </w:r>
-      <w:r>
-        <w:rPr>
-          <w:rStyle w:val="VerbatimChar"/>
-        </w:rPr>
-        <w:t>get_datastores_75_100_used</w:t>
-      </w:r>
-      <w:r>
-        <w:t xml:space="preserve"> </w:t>
-      </w:r>
-      <w:r>
-        <w:t>(lines 3067–3142). Read-only for this project.</w:t>
+        <w:t>Which generation is actually deployed and running on the production schedule is NOT confirmed</w:t>
+      </w:r>
+      <w:r>
+        <w:t xml:space="preserve"> — see open item 9. Both are read-only for this project.</w:t>
       </w:r>
     </w:p>
     <w:p>
       <w:r>
-        <w:pict w14:anchorId="4426B4D9">
+        <w:pict w14:anchorId="5B995E7A">
           <v:rect id="_x0000_i1025" style="width:0;height:1.5pt" o:hralign="center" o:hrstd="t" o:hr="t"/>
         </w:pict>
       </w:r>
@@ -1293,7 +1565,7 @@
         <w:pStyle w:val="Heading2"/>
       </w:pPr>
       <w:bookmarkStart w:id="2" w:name="Xa627b0c95e9ffaf1ec9fffc3a25f971fee4dca2"/>
-      <w:bookmarkStart w:id="3" w:name="_Toc237256791"/>
+      <w:bookmarkStart w:id="3" w:name="_Toc237519984"/>
       <w:r>
         <w:t>1. Current state — how the customer does it today</w:t>
       </w:r>
@@ -1311,7 +1583,10 @@
         <w:t>Goal of the automation (unchanged):</w:t>
       </w:r>
       <w:r>
-        <w:t xml:space="preserve"> tell the storage and infrastructure teams which datastores across the estate are close to full, early enough to act, and email that list on a schedule.</w:t>
+        <w:t xml:space="preserve"> </w:t>
+      </w:r>
+      <w:r>
+        <w:t>tell the storage and infrastructure teams which datastores across the estate are close to full, early enough to act, and email that list on a schedule.</w:t>
       </w:r>
     </w:p>
     <w:p>
@@ -1390,7 +1665,10 @@
         <w:t>delivery shell</w:t>
       </w:r>
       <w:r>
-        <w:t>. All real work happens in the script, on that one Windows host, using PowerCLI.</w:t>
+        <w:t>. All real work happens in the script, on</w:t>
+      </w:r>
+      <w:r>
+        <w:t xml:space="preserve"> that one Windows host, using PowerCLI.</w:t>
       </w:r>
     </w:p>
     <w:p>
@@ -1700,10 +1978,10 @@
       <w:pPr>
         <w:pStyle w:val="Heading3"/>
       </w:pPr>
-      <w:bookmarkStart w:id="4" w:name="Xed2c4bc3f5a01c6b5cef2f843ab147bdb322233"/>
-      <w:bookmarkStart w:id="5" w:name="_Toc237256792"/>
-      <w:r>
-        <w:t>1A. Six pre-existing defects — all of them silent</w:t>
+      <w:bookmarkStart w:id="4" w:name="Xa68070ffbdbe07f7fd4aac58776cb17d2933873"/>
+      <w:bookmarkStart w:id="5" w:name="_Toc237519985"/>
+      <w:r>
+        <w:t>1A. Pre-existing defects — and which generation still carries them</w:t>
       </w:r>
       <w:bookmarkEnd w:id="5"/>
     </w:p>
@@ -1712,14 +1990,41 @@
         <w:pStyle w:val="FirstParagraph"/>
       </w:pPr>
       <w:r>
-        <w:t xml:space="preserve">Every one of these produced a report that looked correct, or a run that produced nothing at all with no indication why. They are recorded in full because </w:t>
-      </w:r>
+        <w:t>Every one of these produced a report that looked correct, or a run that produced nothing at all with no indication why.</w:t>
+      </w:r>
+    </w:p>
+    <w:p>
+      <w:pPr>
+        <w:pStyle w:val="BlockText"/>
+      </w:pPr>
       <w:r>
         <w:rPr>
           <w:b/>
           <w:bCs/>
         </w:rPr>
-        <w:t>four of them mean the report the customer has been receiving is not the report they believe they have been receiving.</w:t>
+        <w:t>Read §1D first.</w:t>
+      </w:r>
+      <w:r>
+        <w:t xml:space="preserve"> Gen 2 (</w:t>
+      </w:r>
+      <w:r>
+        <w:rPr>
+          <w:rStyle w:val="VerbatimChar"/>
+        </w:rPr>
+        <w:t>cvs_50_100.ps1</w:t>
+      </w:r>
+      <w:r>
+        <w:t xml:space="preserve">) has already fixed two of these and improved a third. Credit where it is due — this register does </w:t>
+      </w:r>
+      <w:r>
+        <w:rPr>
+          <w:b/>
+          <w:bCs/>
+        </w:rPr>
+        <w:t>not</w:t>
+      </w:r>
+      <w:r>
+        <w:t xml:space="preserve"> claim defects the customer has already corrected. The matrix in §1D is the summary; the detail below is written against Gen 1 and annotated where Gen 2 differs.</w:t>
       </w:r>
     </w:p>
     <w:tbl>
@@ -1730,8 +2035,8 @@
       </w:tblPr>
       <w:tblGrid>
         <w:gridCol w:w="328"/>
-        <w:gridCol w:w="4640"/>
-        <w:gridCol w:w="4608"/>
+        <w:gridCol w:w="4468"/>
+        <w:gridCol w:w="4780"/>
       </w:tblGrid>
       <w:tr>
         <w:trPr>
@@ -1923,27 +2228,72 @@
               <w:t>catch</w:t>
             </w:r>
             <w:r>
-              <w:t xml:space="preserve"> anywhere in the case.</w:t>
-            </w:r>
-          </w:p>
-        </w:tc>
-        <w:tc>
-          <w:tcPr>
-            <w:tcW w:w="0" w:type="auto"/>
-          </w:tcPr>
-          <w:p>
-            <w:pPr>
-              <w:pStyle w:val="Compact"/>
-            </w:pPr>
-            <w:r>
-              <w:rPr>
-                <w:b/>
-                <w:bCs/>
-              </w:rPr>
-              <w:t>One unreachable vCenter out of five ends the entire run and no report is emailed at all.</w:t>
-            </w:r>
-            <w:r>
-              <w:t xml:space="preserve"> The failure is total and invisible to the recipients, who simply receive nothing — indistinguishable from a healthy estate or a missed schedule.</w:t>
+              <w:t xml:space="preserve">. </w:t>
+            </w:r>
+            <w:r>
+              <w:rPr>
+                <w:b/>
+                <w:bCs/>
+              </w:rPr>
+              <w:t>Gen 2 partly fixes this</w:t>
+            </w:r>
+            <w:r>
+              <w:t xml:space="preserve"> with a TCP/443 preflight (5s timeout, then </w:t>
+            </w:r>
+            <w:r>
+              <w:rPr>
+                <w:rStyle w:val="VerbatimChar"/>
+              </w:rPr>
+              <w:t>continue</w:t>
+            </w:r>
+            <w:r>
+              <w:t>).</w:t>
+            </w:r>
+          </w:p>
+        </w:tc>
+        <w:tc>
+          <w:tcPr>
+            <w:tcW w:w="0" w:type="auto"/>
+          </w:tcPr>
+          <w:p>
+            <w:pPr>
+              <w:pStyle w:val="Compact"/>
+            </w:pPr>
+            <w:r>
+              <w:t xml:space="preserve">Gen 1: </w:t>
+            </w:r>
+            <w:r>
+              <w:rPr>
+                <w:b/>
+                <w:bCs/>
+              </w:rPr>
+              <w:t>one unreachable vCenter out of five ends the entire run and no report is emailed at all</w:t>
+            </w:r>
+            <w:r>
+              <w:t xml:space="preserve"> — indistinguishable to recipients from a healthy estate or a missed schedule. Gen 2: an </w:t>
+            </w:r>
+            <w:r>
+              <w:rPr>
+                <w:i/>
+                <w:iCs/>
+              </w:rPr>
+              <w:t>unreachable</w:t>
+            </w:r>
+            <w:r>
+              <w:t xml:space="preserve"> vCenter is now skipped correctly, but a vCenter that </w:t>
+            </w:r>
+            <w:r>
+              <w:rPr>
+                <w:b/>
+                <w:bCs/>
+              </w:rPr>
+              <w:t>answers on 443 and then fails authentication</w:t>
+            </w:r>
+            <w:r>
+              <w:t xml:space="preserve"> </w:t>
+            </w:r>
+            <w:r>
+              <w:t>— expired service account, locked out, changed password, certificate rejection — still terminates the run with no report. The preflight tests reachability, not the thing that actually fails most often.</w:t>
             </w:r>
           </w:p>
         </w:tc>
@@ -1974,6 +2324,7 @@
               <w:rPr>
                 <w:b/>
                 <w:bCs/>
+                <w:strike/>
               </w:rPr>
               <w:t>No divide-by-zero guard.</w:t>
             </w:r>
@@ -1982,30 +2333,19 @@
             </w:r>
             <w:r>
               <w:rPr>
-                <w:rStyle w:val="VerbatimChar"/>
-              </w:rPr>
-              <w:t>(($ds.summary.capacity - $ds.summary.freespace) / $ds.summary.capacity)</w:t>
-            </w:r>
-            <w:r>
-              <w:t xml:space="preserve"> </w:t>
-            </w:r>
-            <w:r>
-              <w:t xml:space="preserve">runs against every datastore returned by </w:t>
-            </w:r>
-            <w:r>
-              <w:rPr>
-                <w:rStyle w:val="VerbatimChar"/>
-              </w:rPr>
-              <w:t>Get-View</w:t>
-            </w:r>
-            <w:r>
-              <w:t xml:space="preserve">, including inaccessible, unmounted or partially removed ones, which report </w:t>
-            </w:r>
-            <w:r>
-              <w:rPr>
-                <w:rStyle w:val="VerbatimChar"/>
-              </w:rPr>
-              <w:t>capacity = 0</w:t>
+                <w:b/>
+                <w:bCs/>
+              </w:rPr>
+              <w:t>FIXED IN GEN 2</w:t>
+            </w:r>
+            <w:r>
+              <w:t xml:space="preserve"> by </w:t>
+            </w:r>
+            <w:r>
+              <w:rPr>
+                <w:rStyle w:val="VerbatimChar"/>
+              </w:rPr>
+              <w:t>if ($ds.Summary.Capacity -le 0) { continue }</w:t>
             </w:r>
             <w:r>
               <w:t>.</w:t>
@@ -2021,17 +2361,14 @@
               <w:pStyle w:val="Compact"/>
             </w:pPr>
             <w:r>
-              <w:t xml:space="preserve">A terminating "Attempted to divide by zero" error kills the run mid-inventory. Same outcome as defect 2: </w:t>
-            </w:r>
-            <w:r>
-              <w:rPr>
-                <w:b/>
-                <w:bCs/>
-              </w:rPr>
-              <w:t>no report at all</w:t>
-            </w:r>
-            <w:r>
-              <w:t>, from a single decommissioned volume anywhere in the estate.</w:t>
+              <w:t xml:space="preserve">Gen 1 only: a terminating "Attempted to divide by zero" kills the run mid-inventory from a single decommissioned volume. </w:t>
+            </w:r>
+            <w:r>
+              <w:rPr>
+                <w:b/>
+                <w:bCs/>
+              </w:rPr>
+              <w:t>No action needed if Gen 2 is deployed.</w:t>
             </w:r>
           </w:p>
         </w:tc>
@@ -2067,7 +2404,10 @@
               <w:t>Sort-Object -Property Datastore -Unique</w:t>
             </w:r>
             <w:r>
-              <w:t xml:space="preserve"> de-duplicates on the datastore </w:t>
+              <w:t xml:space="preserve"> </w:t>
+            </w:r>
+            <w:r>
+              <w:t xml:space="preserve">de-duplicates on the datastore </w:t>
             </w:r>
             <w:r>
               <w:rPr>
@@ -2298,7 +2638,10 @@
               <w:t>"0 Datastores @ 90%"</w:t>
             </w:r>
             <w:r>
-              <w:t xml:space="preserve"> is sent while fifty datastores sit at 89%. The subject line is the only part of the report most recipients read on a phone.</w:t>
+              <w:t xml:space="preserve"> </w:t>
+            </w:r>
+            <w:r>
+              <w:t>is sent while fifty datastores sit at 89%. The subject line is the only part of the report most recipients read on a phone.</w:t>
             </w:r>
           </w:p>
         </w:tc>
@@ -2309,7 +2652,7 @@
         <w:pStyle w:val="BodyText"/>
       </w:pPr>
       <w:r>
-        <w:t xml:space="preserve">Alongside those, the action carries the resilience and hygiene gaps this transition has been closing across the programme: the report body is </w:t>
+        <w:t xml:space="preserve">Alongside those, both generations carry the resilience and hygiene gaps this transition has been closing across the programme: the report body is </w:t>
       </w:r>
       <w:r>
         <w:rPr>
@@ -2325,24 +2668,33 @@
         <w:rPr>
           <w:rStyle w:val="VerbatimChar"/>
         </w:rPr>
-        <w:t>Debug\result.html</w:t>
-      </w:r>
-      <w:r>
-        <w:t xml:space="preserve"> on every run, so that file grows without bound; no stylesheet is applied to this action's output, unlike the </w:t>
+        <w:t>debug\result.html</w:t>
+      </w:r>
+      <w:r>
+        <w:t xml:space="preserve"> on every run, so that file grows without bound (Gen 2 still uses </w:t>
       </w:r>
       <w:r>
         <w:rPr>
           <w:rStyle w:val="VerbatimChar"/>
         </w:rPr>
-        <w:t>VMware_Disable_SSH</w:t>
-      </w:r>
-      <w:r>
-        <w:t xml:space="preserve"> action in the same script, which builds one; and there is no </w:t>
+        <w:t>Out-File -Append</w:t>
+      </w:r>
+      <w:r>
+        <w:t xml:space="preserve">; note the newer </w:t>
       </w:r>
       <w:r>
         <w:rPr>
           <w:rStyle w:val="VerbatimChar"/>
         </w:rPr>
+        <w:t>cvs_datastore_fill_projection.ps1</w:t>
+      </w:r>
+      <w:r>
+        <w:t xml:space="preserve"> correctly does not); and there is no </w:t>
+      </w:r>
+      <w:r>
+        <w:rPr>
+          <w:rStyle w:val="VerbatimChar"/>
+        </w:rPr>
         <w:t>try</w:t>
       </w:r>
       <w:r>
@@ -2355,20 +2707,1106 @@
         <w:t>catch</w:t>
       </w:r>
       <w:r>
-        <w:t xml:space="preserve"> isolating a single unreadable datastore from the rest of the sweep.</w:t>
+        <w:t xml:space="preserve"> </w:t>
+      </w:r>
+      <w:r>
+        <w:t>isolating a single unreadable datastore from the rest of the sweep, so a property that faults mid-enumeration still ends the run.</w:t>
       </w:r>
     </w:p>
     <w:p>
       <w:pPr>
         <w:pStyle w:val="Heading3"/>
       </w:pPr>
-      <w:bookmarkStart w:id="6" w:name="Xdcd1afc49c86c20ecf911efc5d6d04983e0abc0"/>
-      <w:bookmarkStart w:id="7" w:name="_Toc237256793"/>
+      <w:bookmarkStart w:id="6" w:name="X71154bf826e2574218f2655000c48674713c04c"/>
+      <w:bookmarkStart w:id="7" w:name="_Toc237519986"/>
       <w:bookmarkEnd w:id="4"/>
       <w:r>
+        <w:t>1D. Generation matrix — what is already fixed</w:t>
+      </w:r>
+      <w:bookmarkEnd w:id="7"/>
+    </w:p>
+    <w:p>
+      <w:pPr>
+        <w:pStyle w:val="FirstParagraph"/>
+      </w:pPr>
+      <w:r>
+        <w:rPr>
+          <w:rStyle w:val="VerbatimChar"/>
+        </w:rPr>
+        <w:t>cvs_50_100.ps1</w:t>
+      </w:r>
+      <w:r>
+        <w:t xml:space="preserve"> (Gen 2) is a rewrite, not a patch: it is standalone, does not source </w:t>
+      </w:r>
+      <w:r>
+        <w:rPr>
+          <w:rStyle w:val="VerbatimChar"/>
+        </w:rPr>
+        <w:t>cvs_functions.ps1</w:t>
+      </w:r>
+      <w:r>
+        <w:t xml:space="preserve">, takes vCenter credentials from Ansible Vault via </w:t>
+      </w:r>
+      <w:r>
+        <w:rPr>
+          <w:rStyle w:val="VerbatimChar"/>
+        </w:rPr>
+        <w:t>VC_USER</w:t>
+      </w:r>
+      <w:r>
+        <w:t xml:space="preserve"> / </w:t>
+      </w:r>
+      <w:r>
+        <w:rPr>
+          <w:rStyle w:val="VerbatimChar"/>
+        </w:rPr>
+        <w:t>VC_PASS</w:t>
+      </w:r>
+      <w:r>
+        <w:t xml:space="preserve"> environment variables, and carries a purpose-built HTML email formatter. </w:t>
+      </w:r>
+      <w:r>
+        <w:rPr>
+          <w:b/>
+          <w:bCs/>
+        </w:rPr>
+        <w:t>It is materially better engineering than Gen 1 and this register credits it as such.</w:t>
+      </w:r>
+    </w:p>
+    <w:tbl>
+      <w:tblPr>
+        <w:tblStyle w:val="Table"/>
+        <w:tblW w:w="0" w:type="auto"/>
+        <w:tblLook w:val="0020" w:firstRow="1" w:lastRow="0" w:firstColumn="0" w:lastColumn="0" w:noHBand="0" w:noVBand="0"/>
+      </w:tblPr>
+      <w:tblGrid>
+        <w:gridCol w:w="440"/>
+        <w:gridCol w:w="2993"/>
+        <w:gridCol w:w="2111"/>
+        <w:gridCol w:w="2356"/>
+        <w:gridCol w:w="1676"/>
+      </w:tblGrid>
+      <w:tr>
+        <w:trPr>
+          <w:cnfStyle w:val="100000000000" w:firstRow="1" w:lastRow="0" w:firstColumn="0" w:lastColumn="0" w:oddVBand="0" w:evenVBand="0" w:oddHBand="0" w:evenHBand="0" w:firstRowFirstColumn="0" w:firstRowLastColumn="0" w:lastRowFirstColumn="0" w:lastRowLastColumn="0"/>
+          <w:tblHeader/>
+        </w:trPr>
+        <w:tc>
+          <w:tcPr>
+            <w:tcW w:w="0" w:type="auto"/>
+          </w:tcPr>
+          <w:p>
+            <w:pPr>
+              <w:pStyle w:val="Compact"/>
+            </w:pPr>
+            <w:r>
+              <w:t>#</w:t>
+            </w:r>
+          </w:p>
+        </w:tc>
+        <w:tc>
+          <w:tcPr>
+            <w:tcW w:w="0" w:type="auto"/>
+          </w:tcPr>
+          <w:p>
+            <w:pPr>
+              <w:pStyle w:val="Compact"/>
+            </w:pPr>
+            <w:r>
+              <w:t>Defect</w:t>
+            </w:r>
+          </w:p>
+        </w:tc>
+        <w:tc>
+          <w:tcPr>
+            <w:tcW w:w="0" w:type="auto"/>
+          </w:tcPr>
+          <w:p>
+            <w:pPr>
+              <w:pStyle w:val="Compact"/>
+            </w:pPr>
+            <w:r>
+              <w:t xml:space="preserve">Gen 1 </w:t>
+            </w:r>
+            <w:r>
+              <w:rPr>
+                <w:rStyle w:val="VerbatimChar"/>
+              </w:rPr>
+              <w:t>cvs_functions.ps1</w:t>
+            </w:r>
+          </w:p>
+        </w:tc>
+        <w:tc>
+          <w:tcPr>
+            <w:tcW w:w="0" w:type="auto"/>
+          </w:tcPr>
+          <w:p>
+            <w:pPr>
+              <w:pStyle w:val="Compact"/>
+            </w:pPr>
+            <w:r>
+              <w:t xml:space="preserve">Gen 2 </w:t>
+            </w:r>
+            <w:r>
+              <w:rPr>
+                <w:rStyle w:val="VerbatimChar"/>
+              </w:rPr>
+              <w:t>cvs_50_100.ps1</w:t>
+            </w:r>
+          </w:p>
+        </w:tc>
+        <w:tc>
+          <w:tcPr>
+            <w:tcW w:w="0" w:type="auto"/>
+          </w:tcPr>
+          <w:p>
+            <w:pPr>
+              <w:pStyle w:val="Compact"/>
+            </w:pPr>
+            <w:r>
+              <w:t>Fixed by this transition</w:t>
+            </w:r>
+          </w:p>
+        </w:tc>
+      </w:tr>
+      <w:tr>
+        <w:tc>
+          <w:tcPr>
+            <w:tcW w:w="0" w:type="auto"/>
+          </w:tcPr>
+          <w:p>
+            <w:pPr>
+              <w:pStyle w:val="Compact"/>
+            </w:pPr>
+            <w:r>
+              <w:t>1</w:t>
+            </w:r>
+          </w:p>
+        </w:tc>
+        <w:tc>
+          <w:tcPr>
+            <w:tcW w:w="0" w:type="auto"/>
+          </w:tcPr>
+          <w:p>
+            <w:pPr>
+              <w:pStyle w:val="Compact"/>
+            </w:pPr>
+            <w:r>
+              <w:t>Overcommit AND in collection</w:t>
+            </w:r>
+          </w:p>
+        </w:tc>
+        <w:tc>
+          <w:tcPr>
+            <w:tcW w:w="0" w:type="auto"/>
+          </w:tcPr>
+          <w:p>
+            <w:pPr>
+              <w:pStyle w:val="Compact"/>
+            </w:pPr>
+            <w:r>
+              <w:t>Present</w:t>
+            </w:r>
+          </w:p>
+        </w:tc>
+        <w:tc>
+          <w:tcPr>
+            <w:tcW w:w="0" w:type="auto"/>
+          </w:tcPr>
+          <w:p>
+            <w:pPr>
+              <w:pStyle w:val="Compact"/>
+            </w:pPr>
+            <w:r>
+              <w:rPr>
+                <w:b/>
+                <w:bCs/>
+              </w:rPr>
+              <w:t>Present</w:t>
+            </w:r>
+          </w:p>
+        </w:tc>
+        <w:tc>
+          <w:tcPr>
+            <w:tcW w:w="0" w:type="auto"/>
+          </w:tcPr>
+          <w:p>
+            <w:pPr>
+              <w:pStyle w:val="Compact"/>
+            </w:pPr>
+            <w:r>
+              <w:t>Yes — P-36</w:t>
+            </w:r>
+          </w:p>
+        </w:tc>
+      </w:tr>
+      <w:tr>
+        <w:tc>
+          <w:tcPr>
+            <w:tcW w:w="0" w:type="auto"/>
+          </w:tcPr>
+          <w:p>
+            <w:pPr>
+              <w:pStyle w:val="Compact"/>
+            </w:pPr>
+            <w:r>
+              <w:t>2</w:t>
+            </w:r>
+          </w:p>
+        </w:tc>
+        <w:tc>
+          <w:tcPr>
+            <w:tcW w:w="0" w:type="auto"/>
+          </w:tcPr>
+          <w:p>
+            <w:pPr>
+              <w:pStyle w:val="Compact"/>
+            </w:pPr>
+            <w:r>
+              <w:t>Unreachable vCenter ends the run</w:t>
+            </w:r>
+          </w:p>
+        </w:tc>
+        <w:tc>
+          <w:tcPr>
+            <w:tcW w:w="0" w:type="auto"/>
+          </w:tcPr>
+          <w:p>
+            <w:pPr>
+              <w:pStyle w:val="Compact"/>
+            </w:pPr>
+            <w:r>
+              <w:t>Present</w:t>
+            </w:r>
+          </w:p>
+        </w:tc>
+        <w:tc>
+          <w:tcPr>
+            <w:tcW w:w="0" w:type="auto"/>
+          </w:tcPr>
+          <w:p>
+            <w:pPr>
+              <w:pStyle w:val="Compact"/>
+            </w:pPr>
+            <w:r>
+              <w:rPr>
+                <w:b/>
+                <w:bCs/>
+              </w:rPr>
+              <w:t>Improved</w:t>
+            </w:r>
+            <w:r>
+              <w:t xml:space="preserve"> — TCP/443 preflight; </w:t>
+            </w:r>
+            <w:r>
+              <w:rPr>
+                <w:i/>
+                <w:iCs/>
+              </w:rPr>
+              <w:t>auth failure still fatal</w:t>
+            </w:r>
+          </w:p>
+        </w:tc>
+        <w:tc>
+          <w:tcPr>
+            <w:tcW w:w="0" w:type="auto"/>
+          </w:tcPr>
+          <w:p>
+            <w:pPr>
+              <w:pStyle w:val="Compact"/>
+            </w:pPr>
+            <w:r>
+              <w:t>Yes — P-35</w:t>
+            </w:r>
+          </w:p>
+        </w:tc>
+      </w:tr>
+      <w:tr>
+        <w:tc>
+          <w:tcPr>
+            <w:tcW w:w="0" w:type="auto"/>
+          </w:tcPr>
+          <w:p>
+            <w:pPr>
+              <w:pStyle w:val="Compact"/>
+            </w:pPr>
+            <w:r>
+              <w:t>3</w:t>
+            </w:r>
+          </w:p>
+        </w:tc>
+        <w:tc>
+          <w:tcPr>
+            <w:tcW w:w="0" w:type="auto"/>
+          </w:tcPr>
+          <w:p>
+            <w:pPr>
+              <w:pStyle w:val="Compact"/>
+            </w:pPr>
+            <w:r>
+              <w:t xml:space="preserve">Divide by zero on </w:t>
+            </w:r>
+            <w:r>
+              <w:rPr>
+                <w:rStyle w:val="VerbatimChar"/>
+              </w:rPr>
+              <w:t>capacity = 0</w:t>
+            </w:r>
+          </w:p>
+        </w:tc>
+        <w:tc>
+          <w:tcPr>
+            <w:tcW w:w="0" w:type="auto"/>
+          </w:tcPr>
+          <w:p>
+            <w:pPr>
+              <w:pStyle w:val="Compact"/>
+            </w:pPr>
+            <w:r>
+              <w:t>Present</w:t>
+            </w:r>
+          </w:p>
+        </w:tc>
+        <w:tc>
+          <w:tcPr>
+            <w:tcW w:w="0" w:type="auto"/>
+          </w:tcPr>
+          <w:p>
+            <w:pPr>
+              <w:pStyle w:val="Compact"/>
+            </w:pPr>
+            <w:r>
+              <w:rPr>
+                <w:b/>
+                <w:bCs/>
+              </w:rPr>
+              <w:t>Fixed</w:t>
+            </w:r>
+          </w:p>
+        </w:tc>
+        <w:tc>
+          <w:tcPr>
+            <w:tcW w:w="0" w:type="auto"/>
+          </w:tcPr>
+          <w:p>
+            <w:pPr>
+              <w:pStyle w:val="Compact"/>
+            </w:pPr>
+            <w:r>
+              <w:t>n/a</w:t>
+            </w:r>
+          </w:p>
+        </w:tc>
+      </w:tr>
+      <w:tr>
+        <w:tc>
+          <w:tcPr>
+            <w:tcW w:w="0" w:type="auto"/>
+          </w:tcPr>
+          <w:p>
+            <w:pPr>
+              <w:pStyle w:val="Compact"/>
+            </w:pPr>
+            <w:r>
+              <w:t>4</w:t>
+            </w:r>
+          </w:p>
+        </w:tc>
+        <w:tc>
+          <w:tcPr>
+            <w:tcW w:w="0" w:type="auto"/>
+          </w:tcPr>
+          <w:p>
+            <w:pPr>
+              <w:pStyle w:val="Compact"/>
+            </w:pPr>
+            <w:r>
+              <w:rPr>
+                <w:rStyle w:val="VerbatimChar"/>
+              </w:rPr>
+              <w:t>Sort-Object -Unique</w:t>
+            </w:r>
+            <w:r>
+              <w:t xml:space="preserve"> on datastore </w:t>
+            </w:r>
+            <w:r>
+              <w:rPr>
+                <w:b/>
+                <w:bCs/>
+              </w:rPr>
+              <w:t>name</w:t>
+            </w:r>
+          </w:p>
+        </w:tc>
+        <w:tc>
+          <w:tcPr>
+            <w:tcW w:w="0" w:type="auto"/>
+          </w:tcPr>
+          <w:p>
+            <w:pPr>
+              <w:pStyle w:val="Compact"/>
+            </w:pPr>
+            <w:r>
+              <w:t>Present</w:t>
+            </w:r>
+          </w:p>
+        </w:tc>
+        <w:tc>
+          <w:tcPr>
+            <w:tcW w:w="0" w:type="auto"/>
+          </w:tcPr>
+          <w:p>
+            <w:pPr>
+              <w:pStyle w:val="Compact"/>
+            </w:pPr>
+            <w:r>
+              <w:rPr>
+                <w:b/>
+                <w:bCs/>
+              </w:rPr>
+              <w:t>Present</w:t>
+            </w:r>
+          </w:p>
+        </w:tc>
+        <w:tc>
+          <w:tcPr>
+            <w:tcW w:w="0" w:type="auto"/>
+          </w:tcPr>
+          <w:p>
+            <w:pPr>
+              <w:pStyle w:val="Compact"/>
+            </w:pPr>
+            <w:r>
+              <w:t>Yes — P-37</w:t>
+            </w:r>
+          </w:p>
+        </w:tc>
+      </w:tr>
+      <w:tr>
+        <w:tc>
+          <w:tcPr>
+            <w:tcW w:w="0" w:type="auto"/>
+          </w:tcPr>
+          <w:p>
+            <w:pPr>
+              <w:pStyle w:val="Compact"/>
+            </w:pPr>
+            <w:r>
+              <w:t>5</w:t>
+            </w:r>
+          </w:p>
+        </w:tc>
+        <w:tc>
+          <w:tcPr>
+            <w:tcW w:w="0" w:type="auto"/>
+          </w:tcPr>
+          <w:p>
+            <w:pPr>
+              <w:pStyle w:val="Compact"/>
+            </w:pPr>
+            <w:r>
+              <w:t>Band gaps at 90.00 / 89.99 / 80.00 / 70.00</w:t>
+            </w:r>
+          </w:p>
+        </w:tc>
+        <w:tc>
+          <w:tcPr>
+            <w:tcW w:w="0" w:type="auto"/>
+          </w:tcPr>
+          <w:p>
+            <w:pPr>
+              <w:pStyle w:val="Compact"/>
+            </w:pPr>
+            <w:r>
+              <w:t>Present</w:t>
+            </w:r>
+          </w:p>
+        </w:tc>
+        <w:tc>
+          <w:tcPr>
+            <w:tcW w:w="0" w:type="auto"/>
+          </w:tcPr>
+          <w:p>
+            <w:pPr>
+              <w:pStyle w:val="Compact"/>
+            </w:pPr>
+            <w:r>
+              <w:rPr>
+                <w:b/>
+                <w:bCs/>
+              </w:rPr>
+              <w:t>Present</w:t>
+            </w:r>
+          </w:p>
+        </w:tc>
+        <w:tc>
+          <w:tcPr>
+            <w:tcW w:w="0" w:type="auto"/>
+          </w:tcPr>
+          <w:p>
+            <w:pPr>
+              <w:pStyle w:val="Compact"/>
+            </w:pPr>
+            <w:r>
+              <w:t>Yes — P-34</w:t>
+            </w:r>
+          </w:p>
+        </w:tc>
+      </w:tr>
+      <w:tr>
+        <w:tc>
+          <w:tcPr>
+            <w:tcW w:w="0" w:type="auto"/>
+          </w:tcPr>
+          <w:p>
+            <w:pPr>
+              <w:pStyle w:val="Compact"/>
+            </w:pPr>
+            <w:r>
+              <w:t>6</w:t>
+            </w:r>
+          </w:p>
+        </w:tc>
+        <w:tc>
+          <w:tcPr>
+            <w:tcW w:w="0" w:type="auto"/>
+          </w:tcPr>
+          <w:p>
+            <w:pPr>
+              <w:pStyle w:val="Compact"/>
+            </w:pPr>
+            <w:r>
+              <w:t>Subject counts top band only</w:t>
+            </w:r>
+          </w:p>
+        </w:tc>
+        <w:tc>
+          <w:tcPr>
+            <w:tcW w:w="0" w:type="auto"/>
+          </w:tcPr>
+          <w:p>
+            <w:pPr>
+              <w:pStyle w:val="Compact"/>
+            </w:pPr>
+            <w:r>
+              <w:t>Present</w:t>
+            </w:r>
+          </w:p>
+        </w:tc>
+        <w:tc>
+          <w:tcPr>
+            <w:tcW w:w="0" w:type="auto"/>
+          </w:tcPr>
+          <w:p>
+            <w:pPr>
+              <w:pStyle w:val="Compact"/>
+            </w:pPr>
+            <w:r>
+              <w:rPr>
+                <w:b/>
+                <w:bCs/>
+              </w:rPr>
+              <w:t>Present</w:t>
+            </w:r>
+          </w:p>
+        </w:tc>
+        <w:tc>
+          <w:tcPr>
+            <w:tcW w:w="0" w:type="auto"/>
+          </w:tcPr>
+          <w:p>
+            <w:pPr>
+              <w:pStyle w:val="Compact"/>
+            </w:pPr>
+            <w:r>
+              <w:t>Yes — P-40</w:t>
+            </w:r>
+          </w:p>
+        </w:tc>
+      </w:tr>
+      <w:tr>
+        <w:tc>
+          <w:tcPr>
+            <w:tcW w:w="0" w:type="auto"/>
+          </w:tcPr>
+          <w:p>
+            <w:pPr>
+              <w:pStyle w:val="Compact"/>
+            </w:pPr>
+            <w:r>
+              <w:t>7</w:t>
+            </w:r>
+          </w:p>
+        </w:tc>
+        <w:tc>
+          <w:tcPr>
+            <w:tcW w:w="0" w:type="auto"/>
+          </w:tcPr>
+          <w:p>
+            <w:pPr>
+              <w:pStyle w:val="Compact"/>
+            </w:pPr>
+            <w:r>
+              <w:rPr>
+                <w:rStyle w:val="VerbatimChar"/>
+              </w:rPr>
+              <w:t>result.html</w:t>
+            </w:r>
+            <w:r>
+              <w:t xml:space="preserve"> appended without bound</w:t>
+            </w:r>
+          </w:p>
+        </w:tc>
+        <w:tc>
+          <w:tcPr>
+            <w:tcW w:w="0" w:type="auto"/>
+          </w:tcPr>
+          <w:p>
+            <w:pPr>
+              <w:pStyle w:val="Compact"/>
+            </w:pPr>
+            <w:r>
+              <w:t>Present</w:t>
+            </w:r>
+          </w:p>
+        </w:tc>
+        <w:tc>
+          <w:tcPr>
+            <w:tcW w:w="0" w:type="auto"/>
+          </w:tcPr>
+          <w:p>
+            <w:pPr>
+              <w:pStyle w:val="Compact"/>
+            </w:pPr>
+            <w:r>
+              <w:rPr>
+                <w:b/>
+                <w:bCs/>
+              </w:rPr>
+              <w:t>Present</w:t>
+            </w:r>
+          </w:p>
+        </w:tc>
+        <w:tc>
+          <w:tcPr>
+            <w:tcW w:w="0" w:type="auto"/>
+          </w:tcPr>
+          <w:p>
+            <w:pPr>
+              <w:pStyle w:val="Compact"/>
+            </w:pPr>
+            <w:r>
+              <w:t>Yes — P-43</w:t>
+            </w:r>
+          </w:p>
+        </w:tc>
+      </w:tr>
+      <w:tr>
+        <w:tc>
+          <w:tcPr>
+            <w:tcW w:w="0" w:type="auto"/>
+          </w:tcPr>
+          <w:p>
+            <w:pPr>
+              <w:pStyle w:val="Compact"/>
+            </w:pPr>
+            <w:r>
+              <w:t>8</w:t>
+            </w:r>
+          </w:p>
+        </w:tc>
+        <w:tc>
+          <w:tcPr>
+            <w:tcW w:w="0" w:type="auto"/>
+          </w:tcPr>
+          <w:p>
+            <w:pPr>
+              <w:pStyle w:val="Compact"/>
+            </w:pPr>
+            <w:r>
+              <w:t>No stylesheet on the emailed report</w:t>
+            </w:r>
+          </w:p>
+        </w:tc>
+        <w:tc>
+          <w:tcPr>
+            <w:tcW w:w="0" w:type="auto"/>
+          </w:tcPr>
+          <w:p>
+            <w:pPr>
+              <w:pStyle w:val="Compact"/>
+            </w:pPr>
+            <w:r>
+              <w:t>Present</w:t>
+            </w:r>
+          </w:p>
+        </w:tc>
+        <w:tc>
+          <w:tcPr>
+            <w:tcW w:w="0" w:type="auto"/>
+          </w:tcPr>
+          <w:p>
+            <w:pPr>
+              <w:pStyle w:val="Compact"/>
+            </w:pPr>
+            <w:r>
+              <w:rPr>
+                <w:b/>
+                <w:bCs/>
+              </w:rPr>
+              <w:t>Fixed</w:t>
+            </w:r>
+            <w:r>
+              <w:t xml:space="preserve"> — Outlook-safe inline styling</w:t>
+            </w:r>
+          </w:p>
+        </w:tc>
+        <w:tc>
+          <w:tcPr>
+            <w:tcW w:w="0" w:type="auto"/>
+          </w:tcPr>
+          <w:p>
+            <w:pPr>
+              <w:pStyle w:val="Compact"/>
+            </w:pPr>
+            <w:r>
+              <w:t xml:space="preserve">n/a — </w:t>
+            </w:r>
+            <w:r>
+              <w:rPr>
+                <w:b/>
+                <w:bCs/>
+              </w:rPr>
+              <w:t>adopted from Gen 2</w:t>
+            </w:r>
+            <w:r>
+              <w:t>, see P-39</w:t>
+            </w:r>
+          </w:p>
+        </w:tc>
+      </w:tr>
+      <w:tr>
+        <w:tc>
+          <w:tcPr>
+            <w:tcW w:w="0" w:type="auto"/>
+          </w:tcPr>
+          <w:p>
+            <w:pPr>
+              <w:pStyle w:val="Compact"/>
+            </w:pPr>
+            <w:r>
+              <w:t>9</w:t>
+            </w:r>
+          </w:p>
+        </w:tc>
+        <w:tc>
+          <w:tcPr>
+            <w:tcW w:w="0" w:type="auto"/>
+          </w:tcPr>
+          <w:p>
+            <w:pPr>
+              <w:pStyle w:val="Compact"/>
+            </w:pPr>
+            <w:r>
+              <w:t>One unreadable datastore ends the sweep</w:t>
+            </w:r>
+          </w:p>
+        </w:tc>
+        <w:tc>
+          <w:tcPr>
+            <w:tcW w:w="0" w:type="auto"/>
+          </w:tcPr>
+          <w:p>
+            <w:pPr>
+              <w:pStyle w:val="Compact"/>
+            </w:pPr>
+            <w:r>
+              <w:t>Present</w:t>
+            </w:r>
+          </w:p>
+        </w:tc>
+        <w:tc>
+          <w:tcPr>
+            <w:tcW w:w="0" w:type="auto"/>
+          </w:tcPr>
+          <w:p>
+            <w:pPr>
+              <w:pStyle w:val="Compact"/>
+            </w:pPr>
+            <w:r>
+              <w:rPr>
+                <w:b/>
+                <w:bCs/>
+              </w:rPr>
+              <w:t>Present</w:t>
+            </w:r>
+          </w:p>
+        </w:tc>
+        <w:tc>
+          <w:tcPr>
+            <w:tcW w:w="0" w:type="auto"/>
+          </w:tcPr>
+          <w:p>
+            <w:pPr>
+              <w:pStyle w:val="Compact"/>
+            </w:pPr>
+            <w:r>
+              <w:t>Yes — P-35</w:t>
+            </w:r>
+          </w:p>
+        </w:tc>
+      </w:tr>
+      <w:tr>
+        <w:tc>
+          <w:tcPr>
+            <w:tcW w:w="0" w:type="auto"/>
+          </w:tcPr>
+          <w:p>
+            <w:pPr>
+              <w:pStyle w:val="Compact"/>
+            </w:pPr>
+            <w:r>
+              <w:t>10</w:t>
+            </w:r>
+          </w:p>
+        </w:tc>
+        <w:tc>
+          <w:tcPr>
+            <w:tcW w:w="0" w:type="auto"/>
+          </w:tcPr>
+          <w:p>
+            <w:pPr>
+              <w:pStyle w:val="Compact"/>
+            </w:pPr>
+            <w:r>
+              <w:t>vCenter credentials</w:t>
+            </w:r>
+          </w:p>
+        </w:tc>
+        <w:tc>
+          <w:tcPr>
+            <w:tcW w:w="0" w:type="auto"/>
+          </w:tcPr>
+          <w:p>
+            <w:pPr>
+              <w:pStyle w:val="Compact"/>
+            </w:pPr>
+            <w:r>
+              <w:t>PowerCLI ambient session</w:t>
+            </w:r>
+          </w:p>
+        </w:tc>
+        <w:tc>
+          <w:tcPr>
+            <w:tcW w:w="0" w:type="auto"/>
+          </w:tcPr>
+          <w:p>
+            <w:pPr>
+              <w:pStyle w:val="Compact"/>
+            </w:pPr>
+            <w:r>
+              <w:rPr>
+                <w:b/>
+                <w:bCs/>
+              </w:rPr>
+              <w:t>Improved</w:t>
+            </w:r>
+            <w:r>
+              <w:t xml:space="preserve"> — Ansible Vault via environment</w:t>
+            </w:r>
+          </w:p>
+        </w:tc>
+        <w:tc>
+          <w:tcPr>
+            <w:tcW w:w="0" w:type="auto"/>
+          </w:tcPr>
+          <w:p>
+            <w:pPr>
+              <w:pStyle w:val="Compact"/>
+            </w:pPr>
+            <w:r>
+              <w:t>Yes — P-33, credential removed entirely</w:t>
+            </w:r>
+          </w:p>
+        </w:tc>
+      </w:tr>
+      <w:tr>
+        <w:tc>
+          <w:tcPr>
+            <w:tcW w:w="0" w:type="auto"/>
+          </w:tcPr>
+          <w:p>
+            <w:pPr>
+              <w:pStyle w:val="Compact"/>
+            </w:pPr>
+            <w:r>
+              <w:t>11</w:t>
+            </w:r>
+          </w:p>
+        </w:tc>
+        <w:tc>
+          <w:tcPr>
+            <w:tcW w:w="0" w:type="auto"/>
+          </w:tcPr>
+          <w:p>
+            <w:pPr>
+              <w:pStyle w:val="Compact"/>
+            </w:pPr>
+            <w:r>
+              <w:rPr>
+                <w:rStyle w:val="VerbatimChar"/>
+              </w:rPr>
+              <w:t>-InvalidCertificateAction Ignore</w:t>
+            </w:r>
+          </w:p>
+        </w:tc>
+        <w:tc>
+          <w:tcPr>
+            <w:tcW w:w="0" w:type="auto"/>
+          </w:tcPr>
+          <w:p>
+            <w:pPr>
+              <w:pStyle w:val="Compact"/>
+            </w:pPr>
+            <w:r>
+              <w:t>n/a</w:t>
+            </w:r>
+          </w:p>
+        </w:tc>
+        <w:tc>
+          <w:tcPr>
+            <w:tcW w:w="0" w:type="auto"/>
+          </w:tcPr>
+          <w:p>
+            <w:pPr>
+              <w:pStyle w:val="Compact"/>
+            </w:pPr>
+            <w:r>
+              <w:rPr>
+                <w:b/>
+                <w:bCs/>
+              </w:rPr>
+              <w:t>Present</w:t>
+            </w:r>
+            <w:r>
+              <w:t xml:space="preserve"> — vCenter certificate validation disabled</w:t>
+            </w:r>
+          </w:p>
+        </w:tc>
+        <w:tc>
+          <w:tcPr>
+            <w:tcW w:w="0" w:type="auto"/>
+          </w:tcPr>
+          <w:p>
+            <w:pPr>
+              <w:pStyle w:val="Compact"/>
+            </w:pPr>
+            <w:r>
+              <w:t>Yes — P-44</w:t>
+            </w:r>
+          </w:p>
+        </w:tc>
+      </w:tr>
+    </w:tbl>
+    <w:p>
+      <w:pPr>
+        <w:pStyle w:val="BodyText"/>
+      </w:pPr>
+      <w:r>
+        <w:rPr>
+          <w:b/>
+          <w:bCs/>
+        </w:rPr>
+        <w:t>Gen 2's HTML formatter is better than the first revision of this deliverable was, and has been adopted rather than replaced.</w:t>
+      </w:r>
+      <w:r>
+        <w:t xml:space="preserve"> </w:t>
+      </w:r>
+      <w:r>
+        <w:rPr>
+          <w:rStyle w:val="VerbatimChar"/>
+        </w:rPr>
+        <w:t>Format-DsTableHtml</w:t>
+      </w:r>
+      <w:r>
+        <w:t xml:space="preserve"> uses inline styles plus legacy </w:t>
+      </w:r>
+      <w:r>
+        <w:rPr>
+          <w:rStyle w:val="VerbatimChar"/>
+        </w:rPr>
+        <w:t>bgcolor</w:t>
+      </w:r>
+      <w:r>
+        <w:t xml:space="preserve"> attributes, with the comment </w:t>
+      </w:r>
+      <w:r>
+        <w:rPr>
+          <w:i/>
+          <w:iCs/>
+        </w:rPr>
+        <w:t xml:space="preserve">"Outlook (Word render engine) ignores most </w:t>
+      </w:r>
+      <w:r>
+        <w:rPr>
+          <w:rStyle w:val="VerbatimChar"/>
+          <w:i/>
+          <w:iCs/>
+        </w:rPr>
+        <w:t>&lt;style&gt;</w:t>
+      </w:r>
+      <w:r>
+        <w:rPr>
+          <w:i/>
+          <w:iCs/>
+        </w:rPr>
+        <w:t>-block CSS"</w:t>
+      </w:r>
+      <w:r>
+        <w:t xml:space="preserve">. That is correct and it matters: this workflow's first revision used a </w:t>
+      </w:r>
+      <w:r>
+        <w:rPr>
+          <w:rStyle w:val="VerbatimChar"/>
+        </w:rPr>
+        <w:t>&lt;style&gt;</w:t>
+      </w:r>
+      <w:r>
+        <w:t xml:space="preserve"> block and would have rendered as unstyled text in the client most recipients use. The vRO renderer now mirrors Gen 2's approach, keeps its </w:t>
+      </w:r>
+      <w:r>
+        <w:t xml:space="preserve">accent colours, and the test suite asserts that no </w:t>
+      </w:r>
+      <w:r>
+        <w:rPr>
+          <w:rStyle w:val="VerbatimChar"/>
+        </w:rPr>
+        <w:t>&lt;style&gt;</w:t>
+      </w:r>
+      <w:r>
+        <w:t xml:space="preserve"> block or </w:t>
+      </w:r>
+      <w:r>
+        <w:rPr>
+          <w:rStyle w:val="VerbatimChar"/>
+        </w:rPr>
+        <w:t>class</w:t>
+      </w:r>
+      <w:r>
+        <w:t xml:space="preserve"> attribute can be reintroduced.</w:t>
+      </w:r>
+    </w:p>
+    <w:p>
+      <w:pPr>
+        <w:pStyle w:val="Heading3"/>
+      </w:pPr>
+      <w:bookmarkStart w:id="8" w:name="Xdcd1afc49c86c20ecf911efc5d6d04983e0abc0"/>
+      <w:bookmarkStart w:id="9" w:name="_Toc237519987"/>
+      <w:bookmarkEnd w:id="6"/>
+      <w:r>
         <w:t>1B. Two configuration observations for the customer</w:t>
       </w:r>
-      <w:bookmarkEnd w:id="7"/>
+      <w:bookmarkEnd w:id="9"/>
     </w:p>
     <w:p>
       <w:pPr>
@@ -2430,7 +3868,10 @@
         <w:t>thresholdHighPct</w:t>
       </w:r>
       <w:r>
-        <w:t xml:space="preserve"> input so the decision can be made and changed without a code edit. Confirm which value is intended.</w:t>
+        <w:t xml:space="preserve"> input so the decision can be made and changed without a code </w:t>
+      </w:r>
+      <w:r>
+        <w:t>edit. Confirm which value is intended.</w:t>
       </w:r>
     </w:p>
     <w:p>
@@ -2449,10 +3890,7 @@
         <w:t>The process is named for 75%, but the floor is 70%.</w:t>
       </w:r>
       <w:r>
-        <w:t xml:space="preserve"> The job template, the </w:t>
-      </w:r>
-      <w:r>
-        <w:t xml:space="preserve">playbook filename and this project folder all say "75 Percent Used"; the script collects everything above </w:t>
+        <w:t xml:space="preserve"> The job template, the playbook filename and this project folder all say "75 Percent Used"; the script collects everything above </w:t>
       </w:r>
       <w:r>
         <w:rPr>
@@ -2468,90 +3906,11 @@
       <w:pPr>
         <w:pStyle w:val="Heading3"/>
       </w:pPr>
-      <w:bookmarkStart w:id="8" w:name="X558650dee319608ba19b2f0016e629bde5c29b8"/>
-      <w:bookmarkStart w:id="9" w:name="_Toc237256794"/>
-      <w:bookmarkEnd w:id="6"/>
+      <w:bookmarkStart w:id="10" w:name="X558650dee319608ba19b2f0016e629bde5c29b8"/>
+      <w:bookmarkStart w:id="11" w:name="_Toc237519988"/>
+      <w:bookmarkEnd w:id="8"/>
       <w:r>
         <w:t>1C. No shared PowerShell host, no shared script</w:t>
-      </w:r>
-      <w:bookmarkEnd w:id="9"/>
-    </w:p>
-    <w:p>
-      <w:pPr>
-        <w:pStyle w:val="FirstParagraph"/>
-      </w:pPr>
-      <w:r>
-        <w:t xml:space="preserve">Unlike the Active Directory deliverables in this programme, this transition removes the PowerShell host from the path entirely rather than re-pointing it. There is consequently </w:t>
-      </w:r>
-      <w:r>
-        <w:rPr>
-          <w:b/>
-          <w:bCs/>
-        </w:rPr>
-        <w:t>no</w:t>
-      </w:r>
-      <w:r>
-        <w:t xml:space="preserve"> deployment sequencing dependency, </w:t>
-      </w:r>
-      <w:r>
-        <w:rPr>
-          <w:b/>
-          <w:bCs/>
-        </w:rPr>
-        <w:t>no</w:t>
-      </w:r>
-      <w:r>
-        <w:t xml:space="preserve"> re-test exposure for the</w:t>
-      </w:r>
-      <w:r>
-        <w:t xml:space="preserve"> Event Log, Reboot, Clean Disks or Accounts packages, and </w:t>
-      </w:r>
-      <w:r>
-        <w:rPr>
-          <w:b/>
-          <w:bCs/>
-        </w:rPr>
-        <w:t>no</w:t>
-      </w:r>
-      <w:r>
-        <w:t xml:space="preserve"> promotion of </w:t>
-      </w:r>
-      <w:r>
-        <w:rPr>
-          <w:rStyle w:val="VerbatimChar"/>
-        </w:rPr>
-        <w:t>cvs_functions.ps1</w:t>
-      </w:r>
-      <w:r>
-        <w:t xml:space="preserve"> triggered by this project. The </w:t>
-      </w:r>
-      <w:r>
-        <w:rPr>
-          <w:rStyle w:val="VerbatimChar"/>
-        </w:rPr>
-        <w:t>get_datastores_75_100_used</w:t>
-      </w:r>
-      <w:r>
-        <w:t xml:space="preserve"> case is left in the shared script untouched and simply stops being called once the Ansible job template is retired.</w:t>
-      </w:r>
-    </w:p>
-    <w:p>
-      <w:r>
-        <w:pict w14:anchorId="1BF4C85E">
-          <v:rect id="_x0000_i1026" style="width:0;height:1.5pt" o:hralign="center" o:hrstd="t" o:hr="t"/>
-        </w:pict>
-      </w:r>
-    </w:p>
-    <w:p>
-      <w:pPr>
-        <w:pStyle w:val="Heading2"/>
-      </w:pPr>
-      <w:bookmarkStart w:id="10" w:name="X8d364455c38106b630c0dd06ba8cca129ae291b"/>
-      <w:bookmarkStart w:id="11" w:name="_Toc237256795"/>
-      <w:bookmarkEnd w:id="2"/>
-      <w:bookmarkEnd w:id="8"/>
-      <w:r>
-        <w:t>2. Target state — how it works after the transition</w:t>
       </w:r>
       <w:bookmarkEnd w:id="11"/>
     </w:p>
@@ -2560,13 +3919,92 @@
         <w:pStyle w:val="FirstParagraph"/>
       </w:pPr>
       <w:r>
-        <w:t xml:space="preserve">A single Orchestrator workflow, </w:t>
+        <w:t xml:space="preserve">Unlike the Active Directory deliverables in this programme, this transition removes </w:t>
+      </w:r>
+      <w:r>
+        <w:t xml:space="preserve">the PowerShell host from the path entirely rather than re-pointing it. There is consequently </w:t>
       </w:r>
       <w:r>
         <w:rPr>
           <w:b/>
           <w:bCs/>
         </w:rPr>
+        <w:t>no</w:t>
+      </w:r>
+      <w:r>
+        <w:t xml:space="preserve"> deployment sequencing dependency, </w:t>
+      </w:r>
+      <w:r>
+        <w:rPr>
+          <w:b/>
+          <w:bCs/>
+        </w:rPr>
+        <w:t>no</w:t>
+      </w:r>
+      <w:r>
+        <w:t xml:space="preserve"> re-test exposure for the Event Log, Reboot, Clean Disks or Accounts packages, and </w:t>
+      </w:r>
+      <w:r>
+        <w:rPr>
+          <w:b/>
+          <w:bCs/>
+        </w:rPr>
+        <w:t>no</w:t>
+      </w:r>
+      <w:r>
+        <w:t xml:space="preserve"> promotion of </w:t>
+      </w:r>
+      <w:r>
+        <w:rPr>
+          <w:rStyle w:val="VerbatimChar"/>
+        </w:rPr>
+        <w:t>cvs_functions.ps1</w:t>
+      </w:r>
+      <w:r>
+        <w:t xml:space="preserve"> triggered by this project. The </w:t>
+      </w:r>
+      <w:r>
+        <w:rPr>
+          <w:rStyle w:val="VerbatimChar"/>
+        </w:rPr>
+        <w:t>get_datastores_75_100_used</w:t>
+      </w:r>
+      <w:r>
+        <w:t xml:space="preserve"> case is left in the shared script untouched and simply stops being called once the Ansible job template is retired.</w:t>
+      </w:r>
+    </w:p>
+    <w:p>
+      <w:r>
+        <w:pict w14:anchorId="25CA4B75">
+          <v:rect id="_x0000_i1026" style="width:0;height:1.5pt" o:hralign="center" o:hrstd="t" o:hr="t"/>
+        </w:pict>
+      </w:r>
+    </w:p>
+    <w:p>
+      <w:pPr>
+        <w:pStyle w:val="Heading2"/>
+      </w:pPr>
+      <w:bookmarkStart w:id="12" w:name="X8d364455c38106b630c0dd06ba8cca129ae291b"/>
+      <w:bookmarkStart w:id="13" w:name="_Toc237519989"/>
+      <w:bookmarkEnd w:id="2"/>
+      <w:bookmarkEnd w:id="10"/>
+      <w:r>
+        <w:t>2. Target state — how it works after the transition</w:t>
+      </w:r>
+      <w:bookmarkEnd w:id="13"/>
+    </w:p>
+    <w:p>
+      <w:pPr>
+        <w:pStyle w:val="FirstParagraph"/>
+      </w:pPr>
+      <w:r>
+        <w:t xml:space="preserve">A single Orchestrator workflow, </w:t>
+      </w:r>
+      <w:r>
+        <w:rPr>
+          <w:b/>
+          <w:bCs/>
+        </w:rPr>
         <w:t>Get Datastore Capacity Report</w:t>
       </w:r>
       <w:r>
@@ -2588,10 +4026,7 @@
         <w:t>DatastoreSummary</w:t>
       </w:r>
       <w:r>
-        <w:t xml:space="preserve"> from every </w:t>
-      </w:r>
-      <w:r>
-        <w:t>registered vCenter through the vCenter plug-in, bands the results, renders an HTML report and emails it through the Mail plug-in.</w:t>
+        <w:t xml:space="preserve"> from every registered vCenter through the vCenter plug-in, bands the results, renders an HTML report and emails it through the Mail plug-in.</w:t>
       </w:r>
     </w:p>
     <w:p>
@@ -2948,10 +4383,10 @@
         <w:t>What that buys the customer, stated plainly:</w:t>
       </w:r>
       <w:r>
-        <w:t xml:space="preserve"> no Windows host in the path of this report; no PowerCLI version to keep current on it; no second set of vCenter </w:t>
-      </w:r>
-      <w:r>
-        <w:t>credentials stored outside Orchestrator; no Kerberos second-hop requirement; and no vCenter list to edit when a vCenter is commissioned or retired — an unlisted vCenter becomes impossible rather than merely unlikely.</w:t>
+        <w:t xml:space="preserve"> no Windows host in the path of this </w:t>
+      </w:r>
+      <w:r>
+        <w:t>report; no PowerCLI version to keep current on it; no second set of vCenter credentials stored outside Orchestrator; no Kerberos second-hop requirement; and no vCenter list to edit when a vCenter is commissioned or retired — an unlisted vCenter becomes impossible rather than merely unlikely.</w:t>
       </w:r>
     </w:p>
     <w:p>
@@ -2984,12 +4419,15 @@
         <w:t>whatIf</w:t>
       </w:r>
       <w:r>
-        <w:t xml:space="preserve"> safety gate, for the same reason the Service Account Expiration report has none: there is nothing to gate.</w:t>
+        <w:t xml:space="preserve"> safety gate, for </w:t>
+      </w:r>
+      <w:r>
+        <w:t>the same reason the Service Account Expiration report has none: there is nothing to gate.</w:t>
       </w:r>
     </w:p>
     <w:p>
       <w:r>
-        <w:pict w14:anchorId="18B78855">
+        <w:pict w14:anchorId="5CBD98E0">
           <v:rect id="_x0000_i1027" style="width:0;height:1.5pt" o:hralign="center" o:hrstd="t" o:hr="t"/>
         </w:pict>
       </w:r>
@@ -2998,13 +4436,13 @@
       <w:pPr>
         <w:pStyle w:val="Heading2"/>
       </w:pPr>
-      <w:bookmarkStart w:id="12" w:name="X6aa149fd2f049e049467e89b45b2ce186bc5b32"/>
-      <w:bookmarkStart w:id="13" w:name="_Toc237256796"/>
-      <w:bookmarkEnd w:id="10"/>
+      <w:bookmarkStart w:id="14" w:name="X6aa149fd2f049e049467e89b45b2ce186bc5b32"/>
+      <w:bookmarkStart w:id="15" w:name="_Toc237519990"/>
+      <w:bookmarkEnd w:id="12"/>
       <w:r>
         <w:t>3. Process changes (P-series)</w:t>
       </w:r>
-      <w:bookmarkEnd w:id="13"/>
+      <w:bookmarkEnd w:id="15"/>
     </w:p>
     <w:tbl>
       <w:tblPr>
@@ -3255,10 +4693,7 @@
               <w:t>[floor, ceiling)</w:t>
             </w:r>
             <w:r>
-              <w:t xml:space="preserve"> </w:t>
-            </w:r>
-            <w:r>
-              <w:t xml:space="preserve">— so every value from the reporting floor to 100% lands in exactly one band, and a boundary value lands in the more severe one. Replaces the </w:t>
+              <w:t xml:space="preserve"> — so every value from the reporting floor to 100% lands in exactly one band, and a boundary value lands in the more severe one. Replaces the </w:t>
             </w:r>
             <w:r>
               <w:rPr>
@@ -3351,7 +4786,7 @@
               <w:pStyle w:val="Compact"/>
             </w:pPr>
             <w:r>
-              <w:t>Three levels of isolation where there was none: per-</w:t>
+              <w:t>Three levels of isolation. Per-</w:t>
             </w:r>
             <w:r>
               <w:rPr>
@@ -3379,7 +4814,20 @@
               <w:t>catch</w:t>
             </w:r>
             <w:r>
-              <w:t xml:space="preserve"> so one unreachable vCenter cannot end the run; a </w:t>
+              <w:t xml:space="preserve"> </w:t>
+            </w:r>
+            <w:r>
+              <w:t xml:space="preserve">— this catches </w:t>
+            </w:r>
+            <w:r>
+              <w:rPr>
+                <w:b/>
+                <w:bCs/>
+              </w:rPr>
+              <w:t>authentication and certificate failures, not just unreachability</w:t>
+            </w:r>
+            <w:r>
+              <w:t xml:space="preserve">, which is the gap Gen 2's TCP/443 preflight leaves open. A </w:t>
             </w:r>
             <w:r>
               <w:rPr>
@@ -3389,7 +4837,7 @@
               <w:t>zero-capacity guard</w:t>
             </w:r>
             <w:r>
-              <w:t xml:space="preserve"> so a decommissioned datastore cannot raise a divide-by-zero; per-</w:t>
+              <w:t xml:space="preserve"> (Gen 2 already has the equivalent). Per-</w:t>
             </w:r>
             <w:r>
               <w:rPr>
@@ -3417,10 +4865,7 @@
               <w:t>catch</w:t>
             </w:r>
             <w:r>
-              <w:t xml:space="preserve"> </w:t>
-            </w:r>
-            <w:r>
-              <w:t>so one unreadable volume cannot cost the other four hundred.</w:t>
+              <w:t xml:space="preserve"> so one unreadable volume cannot cost the other four hundred — still absent in both generations.</w:t>
             </w:r>
           </w:p>
         </w:tc>
@@ -3746,10 +5191,7 @@
               <w:t>into the report body</w:t>
             </w:r>
             <w:r>
-              <w:t xml:space="preserve"> </w:t>
-            </w:r>
-            <w:r>
-              <w:t xml:space="preserve">as a banner and a table naming it and the reason, not only into the run log. The recipient of the email is far more likely to read the email than to open Orchestrator. </w:t>
+              <w:t xml:space="preserve"> as a banner and a table naming it and the reason, not only into the run log. The recipient of the email is far more likely to read the email than to open Orchestrator. </w:t>
             </w:r>
             <w:r>
               <w:rPr>
@@ -3827,16 +5269,32 @@
               <w:pStyle w:val="Compact"/>
             </w:pPr>
             <w:r>
-              <w:t xml:space="preserve">A stylesheet is applied — this action emitted bare </w:t>
-            </w:r>
-            <w:r>
-              <w:rPr>
-                <w:rStyle w:val="VerbatimChar"/>
-              </w:rPr>
-              <w:t>ConvertTo-Html -Fragment</w:t>
-            </w:r>
-            <w:r>
-              <w:t xml:space="preserve"> output with none. Four columns added: </w:t>
+              <w:rPr>
+                <w:b/>
+                <w:bCs/>
+              </w:rPr>
+              <w:t>Gen 2's Outlook-safe email formatting is adopted, not replaced</w:t>
+            </w:r>
+            <w:r>
+              <w:t xml:space="preserve"> — inline styles plus legacy </w:t>
+            </w:r>
+            <w:r>
+              <w:rPr>
+                <w:rStyle w:val="VerbatimChar"/>
+              </w:rPr>
+              <w:t>bgcolor</w:t>
+            </w:r>
+            <w:r>
+              <w:t xml:space="preserve"> attributes and table-based layout, because Outlook's Word render engine ignores most </w:t>
+            </w:r>
+            <w:r>
+              <w:rPr>
+                <w:rStyle w:val="VerbatimChar"/>
+              </w:rPr>
+              <w:t>&lt;style&gt;</w:t>
+            </w:r>
+            <w:r>
+              <w:t xml:space="preserve">-block CSS. Gen 2's accent colours are kept so the report looks familiar. Four columns added: </w:t>
             </w:r>
             <w:r>
               <w:rPr>
@@ -3876,20 +5334,49 @@
               <w:t>Overcommitted</w:t>
             </w:r>
             <w:r>
-              <w:t>. Rows are ordered worst-first with deterministic tie-breaking, so consecutive reports can be compared by eye.</w:t>
-            </w:r>
-          </w:p>
-        </w:tc>
-        <w:tc>
-          <w:tcPr>
-            <w:tcW w:w="0" w:type="auto"/>
-          </w:tcPr>
-          <w:p>
-            <w:pPr>
-              <w:pStyle w:val="Compact"/>
-            </w:pPr>
-            <w:r>
-              <w:t>Enhancement</w:t>
+              <w:t xml:space="preserve">. Rows ordered worst-first with deterministic tie-breaking, so consecutive reports can be compared by eye. </w:t>
+            </w:r>
+            <w:r>
+              <w:rPr>
+                <w:i/>
+                <w:iCs/>
+              </w:rPr>
+              <w:t xml:space="preserve">(Corrected 2026-08-13: an earlier revision of this register wrongly recorded "no stylesheet" as a live defect — true of Gen 1, already fixed in Gen 2 — and the first revision of the vRO renderer used a </w:t>
+            </w:r>
+            <w:r>
+              <w:rPr>
+                <w:rStyle w:val="VerbatimChar"/>
+                <w:i/>
+                <w:iCs/>
+              </w:rPr>
+              <w:t>&lt;style&gt;</w:t>
+            </w:r>
+            <w:r>
+              <w:rPr>
+                <w:i/>
+                <w:iCs/>
+              </w:rPr>
+              <w:t xml:space="preserve"> block, which would have regressed Outlook rendering against what the customer has today.)</w:t>
+            </w:r>
+          </w:p>
+        </w:tc>
+        <w:tc>
+          <w:tcPr>
+            <w:tcW w:w="0" w:type="auto"/>
+          </w:tcPr>
+          <w:p>
+            <w:pPr>
+              <w:pStyle w:val="Compact"/>
+            </w:pPr>
+            <w:r>
+              <w:t xml:space="preserve">Enhancement / </w:t>
+            </w:r>
+            <w:r>
+              <w:rPr>
+                <w:b/>
+                <w:bCs/>
+              </w:rPr>
+              <w:t>regression averted</w:t>
             </w:r>
           </w:p>
         </w:tc>
@@ -4087,7 +5574,10 @@
               <w:t>delivery failure fails the run</w:t>
             </w:r>
             <w:r>
-              <w:t xml:space="preserve"> — a report nobody received is not a success — and the exception handler writes the already-built report into the transcript so a late failure does not discard the whole estate sweep.</w:t>
+              <w:t xml:space="preserve"> </w:t>
+            </w:r>
+            <w:r>
+              <w:t>— a report nobody received is not a success — and the exception handler writes the already-built report into the transcript so a late failure does not discard the whole estate sweep.</w:t>
             </w:r>
           </w:p>
         </w:tc>
@@ -4183,7 +5673,10 @@
               <w:t>SecureString</w:t>
             </w:r>
             <w:r>
-              <w:t xml:space="preserve"> input; the current anonymous relay needs none. No configuration elements are required.</w:t>
+              <w:t xml:space="preserve"> </w:t>
+            </w:r>
+            <w:r>
+              <w:t>input; the current anonymous relay needs none. No configuration elements are required.</w:t>
             </w:r>
           </w:p>
         </w:tc>
@@ -4270,7 +5763,7 @@
               <w:rPr>
                 <w:rStyle w:val="VerbatimChar"/>
               </w:rPr>
-              <w:t>Debug\result.html</w:t>
+              <w:t>debug\result.html</w:t>
             </w:r>
             <w:r>
               <w:t xml:space="preserve"> on the Windows host is replaced by the </w:t>
@@ -4296,6 +5789,110 @@
             </w:pPr>
             <w:r>
               <w:t>Hygiene</w:t>
+            </w:r>
+          </w:p>
+        </w:tc>
+      </w:tr>
+      <w:tr>
+        <w:tc>
+          <w:tcPr>
+            <w:tcW w:w="0" w:type="auto"/>
+          </w:tcPr>
+          <w:p>
+            <w:pPr>
+              <w:pStyle w:val="Compact"/>
+            </w:pPr>
+            <w:r>
+              <w:rPr>
+                <w:b/>
+                <w:bCs/>
+              </w:rPr>
+              <w:t>P-44</w:t>
+            </w:r>
+          </w:p>
+        </w:tc>
+        <w:tc>
+          <w:tcPr>
+            <w:tcW w:w="0" w:type="auto"/>
+          </w:tcPr>
+          <w:p>
+            <w:pPr>
+              <w:pStyle w:val="Compact"/>
+            </w:pPr>
+            <w:r>
+              <w:t>2026-08-13</w:t>
+            </w:r>
+          </w:p>
+        </w:tc>
+        <w:tc>
+          <w:tcPr>
+            <w:tcW w:w="0" w:type="auto"/>
+          </w:tcPr>
+          <w:p>
+            <w:pPr>
+              <w:pStyle w:val="Compact"/>
+            </w:pPr>
+            <w:r>
+              <w:t>Transport security</w:t>
+            </w:r>
+          </w:p>
+        </w:tc>
+        <w:tc>
+          <w:tcPr>
+            <w:tcW w:w="0" w:type="auto"/>
+          </w:tcPr>
+          <w:p>
+            <w:pPr>
+              <w:pStyle w:val="Compact"/>
+            </w:pPr>
+            <w:r>
+              <w:t xml:space="preserve">Gen 2 runs </w:t>
+            </w:r>
+            <w:r>
+              <w:rPr>
+                <w:rStyle w:val="VerbatimChar"/>
+              </w:rPr>
+              <w:t>Set-PowerCLIConfiguration -InvalidCertificateAction Ignore</w:t>
+            </w:r>
+            <w:r>
+              <w:t xml:space="preserve">, so </w:t>
+            </w:r>
+            <w:r>
+              <w:rPr>
+                <w:b/>
+                <w:bCs/>
+              </w:rPr>
+              <w:t>vCenter certificate validation is disabled</w:t>
+            </w:r>
+            <w:r>
+              <w:t xml:space="preserve"> for the connection carrying the service-account credential. The Orchestrator vCenter plug-in validates against its trusted-certificate store instead, so the session is authenticated </w:t>
+            </w:r>
+            <w:r>
+              <w:rPr>
+                <w:i/>
+                <w:iCs/>
+              </w:rPr>
+              <w:t>and</w:t>
+            </w:r>
+            <w:r>
+              <w:t xml:space="preserve"> verified. No configuration is required — this comes free with P-33.</w:t>
+            </w:r>
+          </w:p>
+        </w:tc>
+        <w:tc>
+          <w:tcPr>
+            <w:tcW w:w="0" w:type="auto"/>
+          </w:tcPr>
+          <w:p>
+            <w:pPr>
+              <w:pStyle w:val="Compact"/>
+            </w:pPr>
+            <w:r>
+              <w:rPr>
+                <w:b/>
+                <w:bCs/>
+              </w:rPr>
+              <w:t>Security control</w:t>
             </w:r>
           </w:p>
         </w:tc>
@@ -4303,7 +5900,7 @@
     </w:tbl>
     <w:p>
       <w:r>
-        <w:pict w14:anchorId="53F5D19C">
+        <w:pict w14:anchorId="709EAD40">
           <v:rect id="_x0000_i1028" style="width:0;height:1.5pt" o:hralign="center" o:hrstd="t" o:hr="t"/>
         </w:pict>
       </w:r>
@@ -4312,9 +5909,9 @@
       <w:pPr>
         <w:pStyle w:val="Heading2"/>
       </w:pPr>
-      <w:bookmarkStart w:id="14" w:name="X28aea72d800202b6811cf8c955799cb3284e209"/>
-      <w:bookmarkStart w:id="15" w:name="_Toc237256797"/>
-      <w:bookmarkEnd w:id="12"/>
+      <w:bookmarkStart w:id="16" w:name="X28aea72d800202b6811cf8c955799cb3284e209"/>
+      <w:bookmarkStart w:id="17" w:name="_Toc237519991"/>
+      <w:bookmarkEnd w:id="14"/>
       <w:r>
         <w:t xml:space="preserve">4. What deliberately does </w:t>
       </w:r>
@@ -4328,7 +5925,7 @@
       <w:r>
         <w:t xml:space="preserve"> change</w:t>
       </w:r>
-      <w:bookmarkEnd w:id="15"/>
+      <w:bookmarkEnd w:id="17"/>
     </w:p>
     <w:tbl>
       <w:tblPr>
@@ -4427,7 +6024,10 @@
               <w:t>bandWidthPct</w:t>
             </w:r>
             <w:r>
-              <w:t xml:space="preserve"> rather than entered independently, so they cannot be made to overlap or invert by operator error.</w:t>
+              <w:t xml:space="preserve"> </w:t>
+            </w:r>
+            <w:r>
+              <w:t>rather than entered independently, so they cannot be made to overlap or invert by operator error.</w:t>
             </w:r>
           </w:p>
         </w:tc>
@@ -4588,7 +6188,10 @@
               <w:t>var_MailSubjectstring</w:t>
             </w:r>
             <w:r>
-              <w:t xml:space="preserve"> carries over verbatim as </w:t>
+              <w:t xml:space="preserve"> </w:t>
+            </w:r>
+            <w:r>
+              <w:t xml:space="preserve">carries over verbatim as </w:t>
             </w:r>
             <w:r>
               <w:rPr>
@@ -4677,7 +6280,7 @@
     </w:tbl>
     <w:p>
       <w:r>
-        <w:pict w14:anchorId="1877385F">
+        <w:pict w14:anchorId="12697553">
           <v:rect id="_x0000_i1029" style="width:0;height:1.5pt" o:hralign="center" o:hrstd="t" o:hr="t"/>
         </w:pict>
       </w:r>
@@ -4686,13 +6289,13 @@
       <w:pPr>
         <w:pStyle w:val="Heading2"/>
       </w:pPr>
-      <w:bookmarkStart w:id="16" w:name="Xd9af55a8e5f41b78d4c29bdca591a40737719f1"/>
-      <w:bookmarkStart w:id="17" w:name="_Toc237256798"/>
-      <w:bookmarkEnd w:id="14"/>
+      <w:bookmarkStart w:id="18" w:name="Xd9af55a8e5f41b78d4c29bdca591a40737719f1"/>
+      <w:bookmarkStart w:id="19" w:name="_Toc237519992"/>
+      <w:bookmarkEnd w:id="16"/>
       <w:r>
         <w:t>5. Open items and watch items</w:t>
       </w:r>
-      <w:bookmarkEnd w:id="17"/>
+      <w:bookmarkEnd w:id="19"/>
     </w:p>
     <w:tbl>
       <w:tblPr>
@@ -4701,9 +6304,9 @@
         <w:tblLook w:val="0020" w:firstRow="1" w:lastRow="0" w:firstColumn="0" w:lastColumn="0" w:noHBand="0" w:noVBand="0"/>
       </w:tblPr>
       <w:tblGrid>
-        <w:gridCol w:w="328"/>
-        <w:gridCol w:w="7550"/>
-        <w:gridCol w:w="1698"/>
+        <w:gridCol w:w="440"/>
+        <w:gridCol w:w="7477"/>
+        <w:gridCol w:w="1659"/>
       </w:tblGrid>
       <w:tr>
         <w:trPr>
@@ -4780,20 +6383,20 @@
               <w:t>The report will get longer — brief the recipients first.</w:t>
             </w:r>
             <w:r>
+              <w:t xml:space="preserve"> P-36, P-37 and P-34 each add rows that were previously invisible. The datastore count is expected to rise, in the lab fixtures by a factor of four. That is previously-hidden scope becoming visible, </w:t>
+            </w:r>
+            <w:r>
+              <w:rPr>
+                <w:b/>
+                <w:bCs/>
+              </w:rPr>
+              <w:t>not</w:t>
+            </w:r>
+            <w:r>
               <w:t xml:space="preserve"> </w:t>
             </w:r>
             <w:r>
-              <w:t xml:space="preserve">P-36, P-37 and P-34 each add rows that were previously invisible. The datastore count is expected to rise, in the lab fixtures by a factor of four. That is previously-hidden scope becoming visible, </w:t>
-            </w:r>
-            <w:r>
-              <w:rPr>
-                <w:b/>
-                <w:bCs/>
-              </w:rPr>
-              <w:t>not</w:t>
-            </w:r>
-            <w:r>
-              <w:t xml:space="preserve"> a sudden deterioration in the estate. Brief the distribution list before the first scheduled send.</w:t>
+              <w:t>a sudden deterioration in the estate. Brief the distribution list before the first scheduled send.</w:t>
             </w:r>
           </w:p>
         </w:tc>
@@ -4958,7 +6561,10 @@
               <w:t>cvs_functions.ps1</w:t>
             </w:r>
             <w:r>
-              <w:t xml:space="preserve"> — by design, since the script is being taken out of the path entirely. For as long as both run in parallel, the Ansible report retains all six defects. Keep the overlap short, and do not treat the Ansible report as the reference during comparison.</w:t>
+              <w:t xml:space="preserve"> </w:t>
+            </w:r>
+            <w:r>
+              <w:t>— by design, since the script is being taken out of the path entirely. For as long as both run in parallel, the Ansible report retains all six defects. Keep the overlap short, and do not treat the Ansible report as the reference during comparison.</w:t>
             </w:r>
           </w:p>
         </w:tc>
@@ -5010,10 +6616,7 @@
               <w:t>vCenter permissions.</w:t>
             </w:r>
             <w:r>
-              <w:t xml:space="preserve"> </w:t>
-            </w:r>
-            <w:r>
-              <w:t>The Orchestrator vCenter endpoint account needs read-only at the root of each inventory. No write permission is needed or used. Confirm the registered endpoints cover all five vCenters.</w:t>
+              <w:t xml:space="preserve"> The Orchestrator vCenter endpoint account needs read-only at the root of each inventory. No write permission is needed or used. Confirm the registered endpoints cover all five vCenters.</w:t>
             </w:r>
           </w:p>
         </w:tc>
@@ -5126,10 +6729,7 @@
               <w:t xml:space="preserve"> is optional in the vSphere API</w:t>
             </w:r>
             <w:r>
-              <w:t xml:space="preserve"> </w:t>
-            </w:r>
-            <w:r>
-              <w:t xml:space="preserve">and is not published for every datastore type. Those rows render </w:t>
+              <w:t xml:space="preserve"> and is not published for every datastore type. Those rows render </w:t>
             </w:r>
             <w:r>
               <w:rPr>
@@ -5195,7 +6795,259 @@
               <w:t>Overlapping runs are harmless.</w:t>
             </w:r>
             <w:r>
-              <w:t xml:space="preserve"> The workflow is read-only and holds no lock, so it needs no mutex — unlike Snapshot Cleanup. A slow run overrun by the next schedule costs duplicate emails, nothing more.</w:t>
+              <w:t xml:space="preserve"> </w:t>
+            </w:r>
+            <w:r>
+              <w:t>The workflow is read-only and holds no lock, so it needs no mutex — unlike Snapshot Cleanup. A slow run overrun by the next schedule costs duplicate emails, nothing more.</w:t>
+            </w:r>
+          </w:p>
+        </w:tc>
+        <w:tc>
+          <w:tcPr>
+            <w:tcW w:w="0" w:type="auto"/>
+          </w:tcPr>
+          <w:p>
+            <w:pPr>
+              <w:pStyle w:val="Compact"/>
+            </w:pPr>
+            <w:r>
+              <w:t>Informational</w:t>
+            </w:r>
+          </w:p>
+        </w:tc>
+      </w:tr>
+      <w:tr>
+        <w:tc>
+          <w:tcPr>
+            <w:tcW w:w="0" w:type="auto"/>
+          </w:tcPr>
+          <w:p>
+            <w:pPr>
+              <w:pStyle w:val="Compact"/>
+            </w:pPr>
+            <w:r>
+              <w:t>9</w:t>
+            </w:r>
+          </w:p>
+        </w:tc>
+        <w:tc>
+          <w:tcPr>
+            <w:tcW w:w="0" w:type="auto"/>
+          </w:tcPr>
+          <w:p>
+            <w:pPr>
+              <w:pStyle w:val="Compact"/>
+            </w:pPr>
+            <w:r>
+              <w:rPr>
+                <w:b/>
+                <w:bCs/>
+              </w:rPr>
+              <w:t>Which generation is deployed is unconfirmed</w:t>
+            </w:r>
+            <w:r>
+              <w:t xml:space="preserve"> (§1D). </w:t>
+            </w:r>
+            <w:r>
+              <w:rPr>
+                <w:rStyle w:val="VerbatimChar"/>
+              </w:rPr>
+              <w:t>cvs_50_100.ps1</w:t>
+            </w:r>
+            <w:r>
+              <w:t xml:space="preserve"> is confirmed newer than </w:t>
+            </w:r>
+            <w:r>
+              <w:rPr>
+                <w:rStyle w:val="VerbatimChar"/>
+              </w:rPr>
+              <w:t>cvs_functions.ps1</w:t>
+            </w:r>
+            <w:r>
+              <w:t xml:space="preserve">, but not confirmed as the version on the production schedule. This changes only </w:t>
+            </w:r>
+            <w:r>
+              <w:rPr>
+                <w:i/>
+                <w:iCs/>
+              </w:rPr>
+              <w:t>which</w:t>
+            </w:r>
+            <w:r>
+              <w:t xml:space="preserve"> defects are live today, not what the transition delivers — the vRO workflow supersedes both. </w:t>
+            </w:r>
+            <w:r>
+              <w:rPr>
+                <w:b/>
+                <w:bCs/>
+              </w:rPr>
+              <w:t>Confirm before the parallel run</w:t>
+            </w:r>
+            <w:r>
+              <w:t>, because the comparison baseline differs: Gen 1 aborts on a zero-capacity datastore, Gen 2 does not.</w:t>
+            </w:r>
+          </w:p>
+        </w:tc>
+        <w:tc>
+          <w:tcPr>
+            <w:tcW w:w="0" w:type="auto"/>
+          </w:tcPr>
+          <w:p>
+            <w:pPr>
+              <w:pStyle w:val="Compact"/>
+            </w:pPr>
+            <w:r>
+              <w:rPr>
+                <w:b/>
+                <w:bCs/>
+              </w:rPr>
+              <w:t>Customer confirmation required</w:t>
+            </w:r>
+          </w:p>
+        </w:tc>
+      </w:tr>
+      <w:tr>
+        <w:tc>
+          <w:tcPr>
+            <w:tcW w:w="0" w:type="auto"/>
+          </w:tcPr>
+          <w:p>
+            <w:pPr>
+              <w:pStyle w:val="Compact"/>
+            </w:pPr>
+            <w:r>
+              <w:t>10</w:t>
+            </w:r>
+          </w:p>
+        </w:tc>
+        <w:tc>
+          <w:tcPr>
+            <w:tcW w:w="0" w:type="auto"/>
+          </w:tcPr>
+          <w:p>
+            <w:pPr>
+              <w:pStyle w:val="Compact"/>
+            </w:pPr>
+            <w:r>
+              <w:rPr>
+                <w:b/>
+                <w:bCs/>
+              </w:rPr>
+              <w:t xml:space="preserve">A third, newer report exists: </w:t>
+            </w:r>
+            <w:r>
+              <w:rPr>
+                <w:rStyle w:val="VerbatimChar"/>
+                <w:b/>
+                <w:bCs/>
+              </w:rPr>
+              <w:t>datastore_fill_projection_report.yml</w:t>
+            </w:r>
+            <w:r>
+              <w:rPr>
+                <w:b/>
+                <w:bCs/>
+              </w:rPr>
+              <w:t xml:space="preserve"> / </w:t>
+            </w:r>
+            <w:r>
+              <w:rPr>
+                <w:rStyle w:val="VerbatimChar"/>
+                <w:b/>
+                <w:bCs/>
+              </w:rPr>
+              <w:t>cvs_datastore_fill_projection.ps1</w:t>
+            </w:r>
+            <w:r>
+              <w:rPr>
+                <w:b/>
+                <w:bCs/>
+              </w:rPr>
+              <w:t>.</w:t>
+            </w:r>
+            <w:r>
+              <w:t xml:space="preserve"> It adds historical growth-rate projection (</w:t>
+            </w:r>
+            <w:r>
+              <w:rPr>
+                <w:rStyle w:val="VerbatimChar"/>
+              </w:rPr>
+              <w:t>Get-Stat</w:t>
+            </w:r>
+            <w:r>
+              <w:t xml:space="preserve"> over 7 and 30 days), days-to-threshold, three risk tiers and a CSV export. It appears to be the intended successor to this report rather than a peer. </w:t>
+            </w:r>
+            <w:r>
+              <w:rPr>
+                <w:b/>
+                <w:bCs/>
+              </w:rPr>
+              <w:t>Not in scope for this deliverable, and it should probably not be transitioned to Orchestrator at all</w:t>
+            </w:r>
+            <w:r>
+              <w:t xml:space="preserve"> — see </w:t>
+            </w:r>
+            <w:r>
+              <w:rPr>
+                <w:rStyle w:val="VerbatimChar"/>
+              </w:rPr>
+              <w:t>06_Platform_Options_Advisory.md</w:t>
+            </w:r>
+            <w:r>
+              <w:t>.</w:t>
+            </w:r>
+          </w:p>
+        </w:tc>
+        <w:tc>
+          <w:tcPr>
+            <w:tcW w:w="0" w:type="auto"/>
+          </w:tcPr>
+          <w:p>
+            <w:pPr>
+              <w:pStyle w:val="Compact"/>
+            </w:pPr>
+            <w:r>
+              <w:rPr>
+                <w:b/>
+                <w:bCs/>
+              </w:rPr>
+              <w:t>Open — decision required</w:t>
+            </w:r>
+          </w:p>
+        </w:tc>
+      </w:tr>
+      <w:tr>
+        <w:tc>
+          <w:tcPr>
+            <w:tcW w:w="0" w:type="auto"/>
+          </w:tcPr>
+          <w:p>
+            <w:pPr>
+              <w:pStyle w:val="Compact"/>
+            </w:pPr>
+            <w:r>
+              <w:t>11</w:t>
+            </w:r>
+          </w:p>
+        </w:tc>
+        <w:tc>
+          <w:tcPr>
+            <w:tcW w:w="0" w:type="auto"/>
+          </w:tcPr>
+          <w:p>
+            <w:pPr>
+              <w:pStyle w:val="Compact"/>
+            </w:pPr>
+            <w:r>
+              <w:rPr>
+                <w:rStyle w:val="VerbatimChar"/>
+                <w:b/>
+                <w:bCs/>
+              </w:rPr>
+              <w:t>Select-Object -First 25</w:t>
+            </w:r>
+            <w:r>
+              <w:t xml:space="preserve"> silently truncates the "no measurable growth" tier in the projection script. The heading discloses it, but the total is not stated, so a reader cannot tell 25 from 25-of-400. Recorded for whoever owns that report next.</w:t>
             </w:r>
           </w:p>
         </w:tc>
@@ -5216,7 +7068,7 @@
     </w:tbl>
     <w:p>
       <w:r>
-        <w:pict w14:anchorId="30BA612A">
+        <w:pict w14:anchorId="72C6BB67">
           <v:rect id="_x0000_i1030" style="width:0;height:1.5pt" o:hralign="center" o:hrstd="t" o:hr="t"/>
         </w:pict>
       </w:r>
@@ -5225,13 +7077,13 @@
       <w:pPr>
         <w:pStyle w:val="Heading2"/>
       </w:pPr>
-      <w:bookmarkStart w:id="18" w:name="Xacab6b172830a102902fd6ff2c9c05470ad712e"/>
-      <w:bookmarkStart w:id="19" w:name="_Toc237256799"/>
-      <w:bookmarkEnd w:id="16"/>
+      <w:bookmarkStart w:id="20" w:name="Xacab6b172830a102902fd6ff2c9c05470ad712e"/>
+      <w:bookmarkStart w:id="21" w:name="_Toc237519993"/>
+      <w:bookmarkEnd w:id="18"/>
       <w:r>
         <w:t>6. Parallel run — how to compare the two reports</w:t>
       </w:r>
-      <w:bookmarkEnd w:id="19"/>
+      <w:bookmarkEnd w:id="21"/>
     </w:p>
     <w:p>
       <w:pPr>
@@ -5248,10 +7100,7 @@
         <w:t>will</w:t>
       </w:r>
       <w:r>
-        <w:t xml:space="preserve"> </w:t>
-      </w:r>
-      <w:r>
-        <w:t>show differences, and every one of them is a defect fix rather than a regression. Expect, in descending order of visibility:</w:t>
+        <w:t xml:space="preserve"> show differences, and every one of them is a defect fix rather than a regression. Expect, in descending order of visibility:</w:t>
       </w:r>
     </w:p>
     <w:p>
@@ -5327,7 +7176,10 @@
         <w:t>New columns</w:t>
       </w:r>
       <w:r>
-        <w:t xml:space="preserve"> (P-39) — Datacenter, Datastore Cluster, Type, Overcommitted.</w:t>
+        <w:t xml:space="preserve"> </w:t>
+      </w:r>
+      <w:r>
+        <w:t>(P-39) — Datacenter, Datastore Cluster, Type, Overcommitted.</w:t>
       </w:r>
     </w:p>
     <w:p>
@@ -5400,7 +7252,10 @@
         <w:t>does</w:t>
       </w:r>
       <w:r>
-        <w:t xml:space="preserve"> disappear is a genuine regression and should be raised — that assertion is enforced as test T-23 in the lab harness and must also hold in production.</w:t>
+        <w:t xml:space="preserve"> disappear is a genuine regression and should be raised — that assertion is </w:t>
+      </w:r>
+      <w:r>
+        <w:t>enforced as test T-23 in the lab harness and must also hold in production.</w:t>
       </w:r>
     </w:p>
     <w:p>
@@ -5415,15 +7270,12 @@
         <w:t>Do not compare counts.</w:t>
       </w:r>
       <w:r>
-        <w:t xml:space="preserve"> </w:t>
-      </w:r>
-      <w:r>
-        <w:t>The counts are expected to differ substantially and the difference is the point. Compare membership.</w:t>
+        <w:t xml:space="preserve"> The counts are expected to differ substantially and the difference is the point. Compare membership.</w:t>
       </w:r>
     </w:p>
     <w:p>
       <w:r>
-        <w:pict w14:anchorId="792E5B20">
+        <w:pict w14:anchorId="4D105ED8">
           <v:rect id="_x0000_i1031" style="width:0;height:1.5pt" o:hralign="center" o:hrstd="t" o:hr="t"/>
         </w:pict>
       </w:r>
@@ -5432,13 +7284,13 @@
       <w:pPr>
         <w:pStyle w:val="Heading2"/>
       </w:pPr>
-      <w:bookmarkStart w:id="20" w:name="revision-history"/>
-      <w:bookmarkStart w:id="21" w:name="_Toc237256800"/>
-      <w:bookmarkEnd w:id="18"/>
+      <w:bookmarkStart w:id="22" w:name="revision-history"/>
+      <w:bookmarkStart w:id="23" w:name="_Toc237519994"/>
+      <w:bookmarkEnd w:id="20"/>
       <w:r>
         <w:t>Revision history</w:t>
       </w:r>
-      <w:bookmarkEnd w:id="21"/>
+      <w:bookmarkEnd w:id="23"/>
     </w:p>
     <w:tbl>
       <w:tblPr>
@@ -5506,6 +7358,145 @@
               <w:pStyle w:val="Compact"/>
             </w:pPr>
             <w:r>
+              <w:t>2026-08-13</w:t>
+            </w:r>
+          </w:p>
+        </w:tc>
+        <w:tc>
+          <w:tcPr>
+            <w:tcW w:w="0" w:type="auto"/>
+          </w:tcPr>
+          <w:p>
+            <w:pPr>
+              <w:pStyle w:val="Compact"/>
+            </w:pPr>
+            <w:r>
+              <w:t>Automation transition</w:t>
+            </w:r>
+          </w:p>
+        </w:tc>
+        <w:tc>
+          <w:tcPr>
+            <w:tcW w:w="0" w:type="auto"/>
+          </w:tcPr>
+          <w:p>
+            <w:pPr>
+              <w:pStyle w:val="Compact"/>
+            </w:pPr>
+            <w:r>
+              <w:rPr>
+                <w:b/>
+                <w:bCs/>
+              </w:rPr>
+              <w:t xml:space="preserve">Re-baselined against </w:t>
+            </w:r>
+            <w:r>
+              <w:rPr>
+                <w:rStyle w:val="VerbatimChar"/>
+                <w:b/>
+                <w:bCs/>
+              </w:rPr>
+              <w:t>cvs_50_100.ps1</w:t>
+            </w:r>
+            <w:r>
+              <w:rPr>
+                <w:b/>
+                <w:bCs/>
+              </w:rPr>
+              <w:t xml:space="preserve"> (Gen 2)</w:t>
+            </w:r>
+            <w:r>
+              <w:t xml:space="preserve">, found in </w:t>
+            </w:r>
+            <w:r>
+              <w:rPr>
+                <w:rStyle w:val="VerbatimChar"/>
+              </w:rPr>
+              <w:t>GitLab-Repos-Sanitized</w:t>
+            </w:r>
+            <w:r>
+              <w:t xml:space="preserve"> and confirmed newer than the </w:t>
+            </w:r>
+            <w:r>
+              <w:rPr>
+                <w:rStyle w:val="VerbatimChar"/>
+              </w:rPr>
+              <w:t>cvs_functions.ps1</w:t>
+            </w:r>
+            <w:r>
+              <w:t xml:space="preserve"> case this register was originally written against. Added §1D generation matrix. </w:t>
+            </w:r>
+            <w:r>
+              <w:rPr>
+                <w:b/>
+                <w:bCs/>
+              </w:rPr>
+              <w:t>Withdrew the divide-by-zero defect claim</w:t>
+            </w:r>
+            <w:r>
+              <w:t xml:space="preserve"> (already fixed in Gen 2) and </w:t>
+            </w:r>
+            <w:r>
+              <w:rPr>
+                <w:b/>
+                <w:bCs/>
+              </w:rPr>
+              <w:t>withdrew the "no stylesheet" claim</w:t>
+            </w:r>
+            <w:r>
+              <w:t xml:space="preserve"> (Gen 2 has a well-built Outlook-safe formatter). </w:t>
+            </w:r>
+            <w:r>
+              <w:rPr>
+                <w:b/>
+                <w:bCs/>
+              </w:rPr>
+              <w:t>Narrowed the unreachable-vCenter claim</w:t>
+            </w:r>
+            <w:r>
+              <w:t xml:space="preserve"> to authentication and certificate failures, which Gen 2's TCP/443 preflight does not cover. Rewrote P-35 and P-39 accordingly, added </w:t>
+            </w:r>
+            <w:r>
+              <w:rPr>
+                <w:b/>
+                <w:bCs/>
+              </w:rPr>
+              <w:t>P-44</w:t>
+            </w:r>
+            <w:r>
+              <w:t xml:space="preserve"> (vCenter certificate validation, disabled in Gen 2 by </w:t>
+            </w:r>
+            <w:r>
+              <w:rPr>
+                <w:rStyle w:val="VerbatimChar"/>
+              </w:rPr>
+              <w:t>-InvalidCertificateAction Ignore</w:t>
+            </w:r>
+            <w:r>
+              <w:t xml:space="preserve">), and added open items 9–11. The vRO renderer was rebuilt to adopt Gen 2's inline-style approach after review showed the first revision's </w:t>
+            </w:r>
+            <w:r>
+              <w:rPr>
+                <w:rStyle w:val="VerbatimChar"/>
+              </w:rPr>
+              <w:t>&lt;style&gt;</w:t>
+            </w:r>
+            <w:r>
+              <w:t xml:space="preserve"> block would have regressed Outlook rendering.</w:t>
+            </w:r>
+          </w:p>
+        </w:tc>
+      </w:tr>
+      <w:tr>
+        <w:tc>
+          <w:tcPr>
+            <w:tcW w:w="0" w:type="auto"/>
+          </w:tcPr>
+          <w:p>
+            <w:pPr>
+              <w:pStyle w:val="Compact"/>
+            </w:pPr>
+            <w:r>
               <w:t>2026-08-10</w:t>
             </w:r>
           </w:p>
@@ -5600,7 +7591,7 @@
         </w:tc>
       </w:tr>
       <w:bookmarkEnd w:id="0"/>
-      <w:bookmarkEnd w:id="20"/>
+      <w:bookmarkEnd w:id="22"/>
     </w:tbl>
     <w:p/>
     <w:sectPr>
@@ -5620,7 +7611,7 @@
   <w:abstractNum w:abstractNumId="0" w15:restartNumberingAfterBreak="0">
     <w:nsid w:val="0000A990"/>
     <w:multiLevelType w:val="multilevel"/>
-    <w:tmpl w:val="7F869BC2"/>
+    <w:tmpl w:val="AC641C50"/>
     <w:lvl w:ilvl="0">
       <w:numFmt w:val="bullet"/>
       <w:lvlText w:val=" "/>
@@ -5697,7 +7688,7 @@
   <w:abstractNum w:abstractNumId="1" w15:restartNumberingAfterBreak="0">
     <w:nsid w:val="0000A991"/>
     <w:multiLevelType w:val="multilevel"/>
-    <w:tmpl w:val="A8D4504C"/>
+    <w:tmpl w:val="66FC5B8E"/>
     <w:lvl w:ilvl="0">
       <w:numFmt w:val="bullet"/>
       <w:lvlText w:val=""/>
@@ -5801,7 +7792,7 @@
   <w:abstractNum w:abstractNumId="2" w15:restartNumberingAfterBreak="0">
     <w:nsid w:val="00A99411"/>
     <w:multiLevelType w:val="multilevel"/>
-    <w:tmpl w:val="910036AE"/>
+    <w:tmpl w:val="FF88CEBE"/>
     <w:lvl w:ilvl="0">
       <w:start w:val="1"/>
       <w:numFmt w:val="decimal"/>
@@ -5884,13 +7875,13 @@
       </w:pPr>
     </w:lvl>
   </w:abstractNum>
-  <w:num w:numId="1" w16cid:durableId="1179352356">
+  <w:num w:numId="1" w16cid:durableId="409428822">
     <w:abstractNumId w:val="0"/>
   </w:num>
-  <w:num w:numId="2" w16cid:durableId="946616402">
+  <w:num w:numId="2" w16cid:durableId="1582982593">
     <w:abstractNumId w:val="1"/>
   </w:num>
-  <w:num w:numId="3" w16cid:durableId="566496920">
+  <w:num w:numId="3" w16cid:durableId="1617449812">
     <w:abstractNumId w:val="2"/>
     <w:lvlOverride w:ilvl="0">
       <w:startOverride w:val="1"/>
@@ -5920,7 +7911,7 @@
       <w:startOverride w:val="1"/>
     </w:lvlOverride>
   </w:num>
-  <w:num w:numId="4" w16cid:durableId="79330313">
+  <w:num w:numId="4" w16cid:durableId="849173667">
     <w:abstractNumId w:val="2"/>
     <w:lvlOverride w:ilvl="0">
       <w:startOverride w:val="1"/>
@@ -5950,7 +7941,7 @@
       <w:startOverride w:val="1"/>
     </w:lvlOverride>
   </w:num>
-  <w:num w:numId="5" w16cid:durableId="1636788208">
+  <w:num w:numId="5" w16cid:durableId="963195543">
     <w:abstractNumId w:val="2"/>
     <w:lvlOverride w:ilvl="0">
       <w:startOverride w:val="1"/>
@@ -7242,7 +9233,7 @@
     <w:next w:val="Normal"/>
     <w:autoRedefine/>
     <w:uiPriority w:val="39"/>
-    <w:rsid w:val="00ED35CC"/>
+    <w:rsid w:val="00585E7A"/>
     <w:pPr>
       <w:spacing w:after="100"/>
     </w:pPr>
@@ -7253,7 +9244,7 @@
     <w:next w:val="Normal"/>
     <w:autoRedefine/>
     <w:uiPriority w:val="39"/>
-    <w:rsid w:val="00ED35CC"/>
+    <w:rsid w:val="00585E7A"/>
     <w:pPr>
       <w:spacing w:after="100"/>
       <w:ind w:left="220"/>
@@ -7265,7 +9256,7 @@
     <w:next w:val="Normal"/>
     <w:autoRedefine/>
     <w:uiPriority w:val="39"/>
-    <w:rsid w:val="00ED35CC"/>
+    <w:rsid w:val="00585E7A"/>
     <w:pPr>
       <w:spacing w:after="100"/>
       <w:ind w:left="440"/>
